--- a/lessons/2-3/downloads/reveal/teacher/2.3-session-1-prerequisite-practice-b.docx
+++ b/lessons/2-3/downloads/reveal/teacher/2.3-session-1-prerequisite-practice-b.docx
@@ -15,10 +15,28 @@
         <w:rPr>
           <w:rFonts w:ascii="Avenir Next" w:hAnsi="Avenir Next" w:cs="Avenir Next" w:eastAsia="Avenir Next"/>
           <w:color w:val="1A1A1A"/>
+          <w:sz w:val="22"/>
+          <w:szCs w:val="20"/>
+        </w:rPr>
+        <w:t xml:space="preserve">Name</w:t>
+      </w:r>
+      <w:r>
+        <w:rPr>
+          <w:rFonts w:ascii="Avenir Next" w:hAnsi="Avenir Next" w:cs="Avenir Next" w:eastAsia="Avenir Next"/>
+          <w:color w:val="1A1A1A"/>
           <w:sz w:val="20"/>
           <w:szCs w:val="20"/>
         </w:rPr>
-        <w:t xml:space="preserve">Name</w:t>
+        <w:tab/>
+      </w:r>
+      <w:r>
+        <w:rPr>
+          <w:rFonts w:ascii="Avenir Next" w:hAnsi="Avenir Next" w:cs="Avenir Next" w:eastAsia="Avenir Next"/>
+          <w:color w:val="1A1A1A"/>
+          <w:sz w:val="22"/>
+          <w:szCs w:val="20"/>
+        </w:rPr>
+        <w:t xml:space="preserve">   Date</w:t>
       </w:r>
       <w:r>
         <w:rPr>
@@ -33,25 +51,7 @@
         <w:rPr>
           <w:rFonts w:ascii="Avenir Next" w:hAnsi="Avenir Next" w:cs="Avenir Next" w:eastAsia="Avenir Next"/>
           <w:color w:val="1A1A1A"/>
-          <w:sz w:val="20"/>
-          <w:szCs w:val="20"/>
-        </w:rPr>
-        <w:t xml:space="preserve">   Date</w:t>
-      </w:r>
-      <w:r>
-        <w:rPr>
-          <w:rFonts w:ascii="Avenir Next" w:hAnsi="Avenir Next" w:cs="Avenir Next" w:eastAsia="Avenir Next"/>
-          <w:color w:val="1A1A1A"/>
-          <w:sz w:val="20"/>
-          <w:szCs w:val="20"/>
-        </w:rPr>
-        <w:tab/>
-      </w:r>
-      <w:r>
-        <w:rPr>
-          <w:rFonts w:ascii="Avenir Next" w:hAnsi="Avenir Next" w:cs="Avenir Next" w:eastAsia="Avenir Next"/>
-          <w:color w:val="1A1A1A"/>
-          <w:sz w:val="20"/>
+          <w:sz w:val="22"/>
           <w:szCs w:val="20"/>
         </w:rPr>
         <w:t xml:space="preserve">   Period</w:t>
@@ -78,7 +78,7 @@
           <w:caps/>
           <w:color w:val="003A70"/>
           <w:spacing w:val="12"/>
-          <w:sz w:val="19"/>
+          <w:sz w:val="22"/>
           <w:szCs w:val="19"/>
         </w:rPr>
         <w:t xml:space="preserve">Lesson 2-3  ·  Session 1  ·  Prerequisite Practice B  ·  Skill 1 of 2</w:t>
@@ -86,6 +86,7 @@
     </w:p>
     <w:p>
       <w:pPr>
+        <w:pStyle w:val="Heading1"/>
         <w:keepNext/>
         <w:spacing w:before="0" w:after="10" w:line="240" w:lineRule="auto"/>
       </w:pPr>
@@ -111,7 +112,7 @@
         <w:rPr>
           <w:rFonts w:ascii="Avenir Next" w:hAnsi="Avenir Next" w:cs="Avenir Next" w:eastAsia="Avenir Next"/>
           <w:color w:val="5A5F66"/>
-          <w:sz w:val="17"/>
+          <w:sz w:val="22"/>
           <w:szCs w:val="17"/>
         </w:rPr>
         <w:t xml:space="preserve">Builds on Grade 5 · 5.OA.A.2</w:t>
@@ -154,6 +155,7 @@
           </w:tcPr>
           <w:p>
             <w:pPr>
+              <w:pStyle w:val="Heading2"/>
               <w:spacing w:before="0" w:after="0" w:line="252" w:lineRule="auto"/>
             </w:pPr>
             <w:r>
@@ -183,7 +185,7 @@
               <w:rPr>
                 <w:rFonts w:ascii="Avenir Next" w:hAnsi="Avenir Next" w:cs="Avenir Next" w:eastAsia="Avenir Next"/>
                 <w:color w:val="1A1A1A"/>
-                <w:sz w:val="20"/>
+                <w:sz w:val="22"/>
                 <w:szCs w:val="20"/>
               </w:rPr>
               <w:t xml:space="preserve">Nine clubs give nine values. The median is the 5th value, with 4 on each side.</w:t>
@@ -203,6 +205,7 @@
           </w:tcPr>
           <w:p>
             <w:pPr>
+              <w:pStyle w:val="Heading2"/>
               <w:spacing w:before="0" w:after="0" w:line="252" w:lineRule="auto"/>
             </w:pPr>
             <w:r>
@@ -232,7 +235,7 @@
               <w:rPr>
                 <w:rFonts w:ascii="Avenir Next" w:hAnsi="Avenir Next" w:cs="Avenir Next" w:eastAsia="Avenir Next"/>
                 <w:color w:val="1A1A1A"/>
-                <w:sz w:val="20"/>
+                <w:sz w:val="22"/>
                 <w:szCs w:val="20"/>
               </w:rPr>
               <w:t xml:space="preserve">Find which place in an ordered list is the middle.  </w:t>
@@ -242,7 +245,7 @@
                 <w:rFonts w:ascii="Avenir Next" w:hAnsi="Avenir Next" w:cs="Avenir Next" w:eastAsia="Avenir Next"/>
                 <w:b/>
                 <w:color w:val="1A1A1A"/>
-                <w:sz w:val="20"/>
+                <w:sz w:val="22"/>
                 <w:szCs w:val="20"/>
               </w:rPr>
               <w:t xml:space="preserve">You will use it in Practice Form A, problems 1 and 3.</w:t>
@@ -253,6 +256,7 @@
     </w:tbl>
     <w:p>
       <w:pPr>
+        <w:pStyle w:val="Heading2"/>
         <w:keepNext/>
         <w:pBdr>
           <w:bottom w:val="single" w:sz="8" w:space="3" w:color="003A70"/>
@@ -268,7 +272,7 @@
           <w:b/>
           <w:color w:val="003A70"/>
           <w:spacing w:val="14"/>
-          <w:sz w:val="19"/>
+          <w:sz w:val="22"/>
           <w:szCs w:val="19"/>
         </w:rPr>
         <w:t xml:space="preserve">STEPS TO FOLLOW</w:t>
@@ -287,7 +291,7 @@
           <w:rFonts w:ascii="Avenir Next" w:hAnsi="Avenir Next" w:cs="Avenir Next" w:eastAsia="Avenir Next"/>
           <w:i/>
           <w:color w:val="5A5F66"/>
-          <w:sz w:val="17"/>
+          <w:sz w:val="22"/>
           <w:szCs w:val="17"/>
         </w:rPr>
         <w:t xml:space="preserve">use these same steps on every problem</w:t>
@@ -329,6 +333,7 @@
           </w:tcPr>
           <w:p>
             <w:pPr>
+              <w:pStyle w:val="Heading1"/>
               <w:spacing w:before="0" w:after="0" w:line="240" w:lineRule="auto"/>
               <w:jc w:val="center"/>
             </w:pPr>
@@ -358,7 +363,7 @@
                 <w:rFonts w:ascii="Avenir Next" w:hAnsi="Avenir Next" w:cs="Avenir Next" w:eastAsia="Avenir Next"/>
                 <w:b/>
                 <w:color w:val="1A1A1A"/>
-                <w:sz w:val="21"/>
+                <w:sz w:val="22"/>
                 <w:szCs w:val="21"/>
               </w:rPr>
               <w:t xml:space="preserve">Count</w:t>
@@ -367,7 +372,7 @@
               <w:rPr>
                 <w:rFonts w:ascii="Avenir Next" w:hAnsi="Avenir Next" w:cs="Avenir Next" w:eastAsia="Avenir Next"/>
                 <w:color w:val="1A1A1A"/>
-                <w:sz w:val="21"/>
+                <w:sz w:val="22"/>
                 <w:szCs w:val="21"/>
               </w:rPr>
               <w:t xml:space="preserve"> the values.</w:t>
@@ -386,6 +391,7 @@
           </w:tcPr>
           <w:p>
             <w:pPr>
+              <w:pStyle w:val="Heading1"/>
               <w:spacing w:before="0" w:after="0" w:line="240" w:lineRule="auto"/>
               <w:jc w:val="center"/>
             </w:pPr>
@@ -414,7 +420,7 @@
               <w:rPr>
                 <w:rFonts w:ascii="Avenir Next" w:hAnsi="Avenir Next" w:cs="Avenir Next" w:eastAsia="Avenir Next"/>
                 <w:color w:val="1A1A1A"/>
-                <w:sz w:val="21"/>
+                <w:sz w:val="22"/>
                 <w:szCs w:val="21"/>
               </w:rPr>
               <w:t xml:space="preserve">Subtract 1. Then </w:t>
@@ -424,7 +430,7 @@
                 <w:rFonts w:ascii="Avenir Next" w:hAnsi="Avenir Next" w:cs="Avenir Next" w:eastAsia="Avenir Next"/>
                 <w:b/>
                 <w:color w:val="1A1A1A"/>
-                <w:sz w:val="21"/>
+                <w:sz w:val="22"/>
                 <w:szCs w:val="21"/>
               </w:rPr>
               <w:t xml:space="preserve">divide</w:t>
@@ -433,7 +439,7 @@
               <w:rPr>
                 <w:rFonts w:ascii="Avenir Next" w:hAnsi="Avenir Next" w:cs="Avenir Next" w:eastAsia="Avenir Next"/>
                 <w:color w:val="1A1A1A"/>
-                <w:sz w:val="21"/>
+                <w:sz w:val="22"/>
                 <w:szCs w:val="21"/>
               </w:rPr>
               <w:t xml:space="preserve"> by 2.</w:t>
@@ -452,6 +458,7 @@
           </w:tcPr>
           <w:p>
             <w:pPr>
+              <w:pStyle w:val="Heading1"/>
               <w:spacing w:before="0" w:after="0" w:line="240" w:lineRule="auto"/>
               <w:jc w:val="center"/>
             </w:pPr>
@@ -481,7 +488,7 @@
                 <w:rFonts w:ascii="Avenir Next" w:hAnsi="Avenir Next" w:cs="Avenir Next" w:eastAsia="Avenir Next"/>
                 <w:b/>
                 <w:color w:val="1A1A1A"/>
-                <w:sz w:val="21"/>
+                <w:sz w:val="22"/>
                 <w:szCs w:val="21"/>
               </w:rPr>
               <w:t xml:space="preserve">Add 1</w:t>
@@ -490,7 +497,7 @@
               <w:rPr>
                 <w:rFonts w:ascii="Avenir Next" w:hAnsi="Avenir Next" w:cs="Avenir Next" w:eastAsia="Avenir Next"/>
                 <w:color w:val="1A1A1A"/>
-                <w:sz w:val="21"/>
+                <w:sz w:val="22"/>
                 <w:szCs w:val="21"/>
               </w:rPr>
               <w:t xml:space="preserve">. That place is the middle.</w:t>
@@ -501,6 +508,7 @@
     </w:tbl>
     <w:p>
       <w:pPr>
+        <w:pStyle w:val="Heading2"/>
         <w:keepNext/>
         <w:pBdr>
           <w:bottom w:val="single" w:sz="8" w:space="3" w:color="003A70"/>
@@ -516,7 +524,7 @@
           <w:b/>
           <w:color w:val="003A70"/>
           <w:spacing w:val="14"/>
-          <w:sz w:val="19"/>
+          <w:sz w:val="22"/>
           <w:szCs w:val="19"/>
         </w:rPr>
         <w:t xml:space="preserve">WATCH ME</w:t>
@@ -535,7 +543,7 @@
           <w:rFonts w:ascii="Avenir Next" w:hAnsi="Avenir Next" w:cs="Avenir Next" w:eastAsia="Avenir Next"/>
           <w:i/>
           <w:color w:val="5A5F66"/>
-          <w:sz w:val="17"/>
+          <w:sz w:val="22"/>
           <w:szCs w:val="17"/>
         </w:rPr>
         <w:t xml:space="preserve">the steps in action</w:t>
@@ -550,7 +558,7 @@
           <w:rFonts w:ascii="Avenir Next" w:hAnsi="Avenir Next" w:cs="Avenir Next" w:eastAsia="Avenir Next"/>
           <w:b/>
           <w:color w:val="1A1A1A"/>
-          <w:sz w:val="21"/>
+          <w:sz w:val="22"/>
           <w:szCs w:val="21"/>
         </w:rPr>
         <w:t xml:space="preserve">A list has 7 values. Which place is the middle?</w:t>
@@ -569,25 +577,25 @@
           <w:rFonts w:ascii="Avenir Next" w:hAnsi="Avenir Next" w:cs="Avenir Next" w:eastAsia="Avenir Next"/>
           <w:b/>
           <w:color w:val="003A70"/>
+          <w:sz w:val="22"/>
+          <w:szCs w:val="19"/>
+        </w:rPr>
+        <w:t xml:space="preserve">Step 1</w:t>
+      </w:r>
+      <w:r>
+        <w:rPr>
+          <w:rFonts w:ascii="Avenir Next" w:hAnsi="Avenir Next" w:cs="Avenir Next" w:eastAsia="Avenir Next"/>
+          <w:color w:val="1A1A1A"/>
           <w:sz w:val="19"/>
           <w:szCs w:val="19"/>
         </w:rPr>
-        <w:t xml:space="preserve">Step 1</w:t>
-      </w:r>
-      <w:r>
-        <w:rPr>
-          <w:rFonts w:ascii="Avenir Next" w:hAnsi="Avenir Next" w:cs="Avenir Next" w:eastAsia="Avenir Next"/>
-          <w:color w:val="1A1A1A"/>
-          <w:sz w:val="19"/>
-          <w:szCs w:val="19"/>
-        </w:rPr>
         <w:tab/>
       </w:r>
       <w:r>
         <w:rPr>
           <w:rFonts w:ascii="Avenir Next" w:hAnsi="Avenir Next" w:cs="Avenir Next" w:eastAsia="Avenir Next"/>
           <w:color w:val="1A1A1A"/>
-          <w:sz w:val="21"/>
+          <w:sz w:val="22"/>
           <w:szCs w:val="21"/>
         </w:rPr>
         <w:t xml:space="preserve">There are 7 values.</w:t>
@@ -606,25 +614,25 @@
           <w:rFonts w:ascii="Avenir Next" w:hAnsi="Avenir Next" w:cs="Avenir Next" w:eastAsia="Avenir Next"/>
           <w:b/>
           <w:color w:val="003A70"/>
+          <w:sz w:val="22"/>
+          <w:szCs w:val="19"/>
+        </w:rPr>
+        <w:t xml:space="preserve">Step 2</w:t>
+      </w:r>
+      <w:r>
+        <w:rPr>
+          <w:rFonts w:ascii="Avenir Next" w:hAnsi="Avenir Next" w:cs="Avenir Next" w:eastAsia="Avenir Next"/>
+          <w:color w:val="1A1A1A"/>
           <w:sz w:val="19"/>
           <w:szCs w:val="19"/>
         </w:rPr>
-        <w:t xml:space="preserve">Step 2</w:t>
-      </w:r>
-      <w:r>
-        <w:rPr>
-          <w:rFonts w:ascii="Avenir Next" w:hAnsi="Avenir Next" w:cs="Avenir Next" w:eastAsia="Avenir Next"/>
-          <w:color w:val="1A1A1A"/>
-          <w:sz w:val="19"/>
-          <w:szCs w:val="19"/>
-        </w:rPr>
         <w:tab/>
       </w:r>
       <w:r>
         <w:rPr>
           <w:rFonts w:ascii="Avenir Next" w:hAnsi="Avenir Next" w:cs="Avenir Next" w:eastAsia="Avenir Next"/>
           <w:color w:val="1A1A1A"/>
-          <w:sz w:val="21"/>
+          <w:sz w:val="22"/>
           <w:szCs w:val="21"/>
         </w:rPr>
         <w:t xml:space="preserve">7 − 1 = 6. 6 ÷ 2 = 3.</w:t>
@@ -643,25 +651,25 @@
           <w:rFonts w:ascii="Avenir Next" w:hAnsi="Avenir Next" w:cs="Avenir Next" w:eastAsia="Avenir Next"/>
           <w:b/>
           <w:color w:val="003A70"/>
+          <w:sz w:val="22"/>
+          <w:szCs w:val="19"/>
+        </w:rPr>
+        <w:t xml:space="preserve">Step 3</w:t>
+      </w:r>
+      <w:r>
+        <w:rPr>
+          <w:rFonts w:ascii="Avenir Next" w:hAnsi="Avenir Next" w:cs="Avenir Next" w:eastAsia="Avenir Next"/>
+          <w:color w:val="1A1A1A"/>
           <w:sz w:val="19"/>
           <w:szCs w:val="19"/>
         </w:rPr>
-        <w:t xml:space="preserve">Step 3</w:t>
-      </w:r>
-      <w:r>
-        <w:rPr>
-          <w:rFonts w:ascii="Avenir Next" w:hAnsi="Avenir Next" w:cs="Avenir Next" w:eastAsia="Avenir Next"/>
-          <w:color w:val="1A1A1A"/>
-          <w:sz w:val="19"/>
-          <w:szCs w:val="19"/>
-        </w:rPr>
         <w:tab/>
       </w:r>
       <w:r>
         <w:rPr>
           <w:rFonts w:ascii="Avenir Next" w:hAnsi="Avenir Next" w:cs="Avenir Next" w:eastAsia="Avenir Next"/>
           <w:color w:val="1A1A1A"/>
-          <w:sz w:val="21"/>
+          <w:sz w:val="22"/>
           <w:szCs w:val="21"/>
         </w:rPr>
         <w:t xml:space="preserve">3 + 1 = 4. The 4th value is the middle.</w:t>
@@ -680,18 +688,18 @@
           <w:rFonts w:ascii="Avenir Next" w:hAnsi="Avenir Next" w:cs="Avenir Next" w:eastAsia="Avenir Next"/>
           <w:b/>
           <w:color w:val="1A1A1A"/>
+          <w:sz w:val="22"/>
+          <w:szCs w:val="21"/>
+        </w:rPr>
+        <w:t xml:space="preserve">Answer</w:t>
+      </w:r>
+      <w:r>
+        <w:rPr>
+          <w:rFonts w:ascii="Avenir Next" w:hAnsi="Avenir Next" w:cs="Avenir Next" w:eastAsia="Avenir Next"/>
+          <w:color w:val="1A1A1A"/>
           <w:sz w:val="21"/>
           <w:szCs w:val="21"/>
         </w:rPr>
-        <w:t xml:space="preserve">Answer</w:t>
-      </w:r>
-      <w:r>
-        <w:rPr>
-          <w:rFonts w:ascii="Avenir Next" w:hAnsi="Avenir Next" w:cs="Avenir Next" w:eastAsia="Avenir Next"/>
-          <w:color w:val="1A1A1A"/>
-          <w:sz w:val="21"/>
-          <w:szCs w:val="21"/>
-        </w:rPr>
         <w:tab/>
       </w:r>
       <w:r>
@@ -699,7 +707,7 @@
           <w:rFonts w:ascii="Avenir Next" w:hAnsi="Avenir Next" w:cs="Avenir Next" w:eastAsia="Avenir Next"/>
           <w:b/>
           <w:color w:val="1A1A1A"/>
-          <w:sz w:val="21"/>
+          <w:sz w:val="22"/>
           <w:szCs w:val="21"/>
         </w:rPr>
         <w:t xml:space="preserve">4th</w:t>
@@ -707,6 +715,7 @@
     </w:p>
     <w:p>
       <w:pPr>
+        <w:pStyle w:val="Heading2"/>
         <w:keepNext/>
         <w:pBdr>
           <w:bottom w:val="single" w:sz="8" w:space="3" w:color="003A70"/>
@@ -722,7 +731,7 @@
           <w:b/>
           <w:color w:val="003A70"/>
           <w:spacing w:val="14"/>
-          <w:sz w:val="19"/>
+          <w:sz w:val="22"/>
           <w:szCs w:val="19"/>
         </w:rPr>
         <w:t xml:space="preserve">TRY IT WITH HELP</w:t>
@@ -741,7 +750,7 @@
           <w:rFonts w:ascii="Avenir Next" w:hAnsi="Avenir Next" w:cs="Avenir Next" w:eastAsia="Avenir Next"/>
           <w:i/>
           <w:color w:val="5A5F66"/>
-          <w:sz w:val="17"/>
+          <w:sz w:val="22"/>
           <w:szCs w:val="17"/>
         </w:rPr>
         <w:t xml:space="preserve">fill in each step</w:t>
@@ -799,35 +808,35 @@
           <w:rFonts w:ascii="Avenir Next" w:hAnsi="Avenir Next" w:cs="Avenir Next" w:eastAsia="Avenir Next"/>
           <w:b/>
           <w:color w:val="003A70"/>
+          <w:sz w:val="22"/>
+          <w:szCs w:val="18"/>
+        </w:rPr>
+        <w:t xml:space="preserve">Step 1</w:t>
+      </w:r>
+      <w:r>
+        <w:rPr>
+          <w:rFonts w:ascii="Avenir Next" w:hAnsi="Avenir Next" w:cs="Avenir Next" w:eastAsia="Avenir Next"/>
+          <w:color w:val="1A1A1A"/>
           <w:sz w:val="18"/>
           <w:szCs w:val="18"/>
         </w:rPr>
-        <w:t xml:space="preserve">Step 1</w:t>
-      </w:r>
-      <w:r>
-        <w:rPr>
-          <w:rFonts w:ascii="Avenir Next" w:hAnsi="Avenir Next" w:cs="Avenir Next" w:eastAsia="Avenir Next"/>
-          <w:color w:val="1A1A1A"/>
-          <w:sz w:val="18"/>
-          <w:szCs w:val="18"/>
-        </w:rPr>
         <w:tab/>
       </w:r>
       <w:r>
         <w:rPr>
           <w:rFonts w:ascii="Avenir Next" w:hAnsi="Avenir Next" w:cs="Avenir Next" w:eastAsia="Avenir Next"/>
           <w:color w:val="1A1A1A"/>
+          <w:sz w:val="22"/>
+          <w:szCs w:val="21"/>
+        </w:rPr>
+        <w:t xml:space="preserve">There are </w:t>
+      </w:r>
+      <w:r>
+        <w:rPr>
+          <w:rFonts w:ascii="Avenir Next" w:hAnsi="Avenir Next" w:cs="Avenir Next" w:eastAsia="Avenir Next"/>
+          <w:color w:val="1A1A1A"/>
           <w:sz w:val="21"/>
           <w:szCs w:val="21"/>
-        </w:rPr>
-        <w:t xml:space="preserve">There are </w:t>
-      </w:r>
-      <w:r>
-        <w:rPr>
-          <w:rFonts w:ascii="Avenir Next" w:hAnsi="Avenir Next" w:cs="Avenir Next" w:eastAsia="Avenir Next"/>
-          <w:color w:val="1A1A1A"/>
-          <w:sz w:val="21"/>
-          <w:szCs w:val="21"/>
           <w:u w:val="single"/>
         </w:rPr>
         <w:t xml:space="preserve">                </w:t>
@@ -836,7 +845,7 @@
         <w:rPr>
           <w:rFonts w:ascii="Avenir Next" w:hAnsi="Avenir Next" w:cs="Avenir Next" w:eastAsia="Avenir Next"/>
           <w:color w:val="1A1A1A"/>
-          <w:sz w:val="21"/>
+          <w:sz w:val="22"/>
           <w:szCs w:val="21"/>
         </w:rPr>
         <w:t xml:space="preserve"> values.</w:t>
@@ -856,35 +865,35 @@
           <w:rFonts w:ascii="Avenir Next" w:hAnsi="Avenir Next" w:cs="Avenir Next" w:eastAsia="Avenir Next"/>
           <w:b/>
           <w:color w:val="003A70"/>
+          <w:sz w:val="22"/>
+          <w:szCs w:val="18"/>
+        </w:rPr>
+        <w:t xml:space="preserve">Step 2</w:t>
+      </w:r>
+      <w:r>
+        <w:rPr>
+          <w:rFonts w:ascii="Avenir Next" w:hAnsi="Avenir Next" w:cs="Avenir Next" w:eastAsia="Avenir Next"/>
+          <w:color w:val="1A1A1A"/>
           <w:sz w:val="18"/>
           <w:szCs w:val="18"/>
         </w:rPr>
-        <w:t xml:space="preserve">Step 2</w:t>
-      </w:r>
-      <w:r>
-        <w:rPr>
-          <w:rFonts w:ascii="Avenir Next" w:hAnsi="Avenir Next" w:cs="Avenir Next" w:eastAsia="Avenir Next"/>
-          <w:color w:val="1A1A1A"/>
-          <w:sz w:val="18"/>
-          <w:szCs w:val="18"/>
-        </w:rPr>
         <w:tab/>
       </w:r>
       <w:r>
         <w:rPr>
           <w:rFonts w:ascii="Avenir Next" w:hAnsi="Avenir Next" w:cs="Avenir Next" w:eastAsia="Avenir Next"/>
           <w:color w:val="1A1A1A"/>
+          <w:sz w:val="22"/>
+          <w:szCs w:val="21"/>
+        </w:rPr>
+        <w:t xml:space="preserve">5 − 1 = 4. 4 ÷ 2 = </w:t>
+      </w:r>
+      <w:r>
+        <w:rPr>
+          <w:rFonts w:ascii="Avenir Next" w:hAnsi="Avenir Next" w:cs="Avenir Next" w:eastAsia="Avenir Next"/>
+          <w:color w:val="1A1A1A"/>
           <w:sz w:val="21"/>
           <w:szCs w:val="21"/>
-        </w:rPr>
-        <w:t xml:space="preserve">5 − 1 = 4. 4 ÷ 2 = </w:t>
-      </w:r>
-      <w:r>
-        <w:rPr>
-          <w:rFonts w:ascii="Avenir Next" w:hAnsi="Avenir Next" w:cs="Avenir Next" w:eastAsia="Avenir Next"/>
-          <w:color w:val="1A1A1A"/>
-          <w:sz w:val="21"/>
-          <w:szCs w:val="21"/>
           <w:u w:val="single"/>
         </w:rPr>
         <w:t xml:space="preserve">                </w:t>
@@ -893,7 +902,7 @@
         <w:rPr>
           <w:rFonts w:ascii="Avenir Next" w:hAnsi="Avenir Next" w:cs="Avenir Next" w:eastAsia="Avenir Next"/>
           <w:color w:val="1A1A1A"/>
-          <w:sz w:val="21"/>
+          <w:sz w:val="22"/>
           <w:szCs w:val="21"/>
         </w:rPr>
         <w:t xml:space="preserve">.</w:t>
@@ -913,28 +922,47 @@
           <w:rFonts w:ascii="Avenir Next" w:hAnsi="Avenir Next" w:cs="Avenir Next" w:eastAsia="Avenir Next"/>
           <w:b/>
           <w:color w:val="003A70"/>
+          <w:sz w:val="22"/>
+          <w:szCs w:val="18"/>
+        </w:rPr>
+        <w:t xml:space="preserve">Step 3</w:t>
+      </w:r>
+      <w:r>
+        <w:rPr>
+          <w:rFonts w:ascii="Avenir Next" w:hAnsi="Avenir Next" w:cs="Avenir Next" w:eastAsia="Avenir Next"/>
+          <w:color w:val="1A1A1A"/>
           <w:sz w:val="18"/>
           <w:szCs w:val="18"/>
         </w:rPr>
-        <w:t xml:space="preserve">Step 3</w:t>
-      </w:r>
-      <w:r>
-        <w:rPr>
-          <w:rFonts w:ascii="Avenir Next" w:hAnsi="Avenir Next" w:cs="Avenir Next" w:eastAsia="Avenir Next"/>
-          <w:color w:val="1A1A1A"/>
-          <w:sz w:val="18"/>
-          <w:szCs w:val="18"/>
-        </w:rPr>
         <w:tab/>
       </w:r>
       <w:r>
         <w:rPr>
           <w:rFonts w:ascii="Avenir Next" w:hAnsi="Avenir Next" w:cs="Avenir Next" w:eastAsia="Avenir Next"/>
           <w:color w:val="1A1A1A"/>
+          <w:sz w:val="22"/>
+          <w:szCs w:val="21"/>
+        </w:rPr>
+        <w:t xml:space="preserve">2 + 1 = </w:t>
+      </w:r>
+      <w:r>
+        <w:rPr>
+          <w:rFonts w:ascii="Avenir Next" w:hAnsi="Avenir Next" w:cs="Avenir Next" w:eastAsia="Avenir Next"/>
+          <w:color w:val="1A1A1A"/>
           <w:sz w:val="21"/>
           <w:szCs w:val="21"/>
-        </w:rPr>
-        <w:t xml:space="preserve">2 + 1 = </w:t>
+          <w:u w:val="single"/>
+        </w:rPr>
+        <w:t xml:space="preserve">                </w:t>
+      </w:r>
+      <w:r>
+        <w:rPr>
+          <w:rFonts w:ascii="Avenir Next" w:hAnsi="Avenir Next" w:cs="Avenir Next" w:eastAsia="Avenir Next"/>
+          <w:color w:val="1A1A1A"/>
+          <w:sz w:val="22"/>
+          <w:szCs w:val="21"/>
+        </w:rPr>
+        <w:t xml:space="preserve">. The middle is the </w:t>
       </w:r>
       <w:r>
         <w:rPr>
@@ -950,26 +978,7 @@
         <w:rPr>
           <w:rFonts w:ascii="Avenir Next" w:hAnsi="Avenir Next" w:cs="Avenir Next" w:eastAsia="Avenir Next"/>
           <w:color w:val="1A1A1A"/>
-          <w:sz w:val="21"/>
-          <w:szCs w:val="21"/>
-        </w:rPr>
-        <w:t xml:space="preserve">. The middle is the </w:t>
-      </w:r>
-      <w:r>
-        <w:rPr>
-          <w:rFonts w:ascii="Avenir Next" w:hAnsi="Avenir Next" w:cs="Avenir Next" w:eastAsia="Avenir Next"/>
-          <w:color w:val="1A1A1A"/>
-          <w:sz w:val="21"/>
-          <w:szCs w:val="21"/>
-          <w:u w:val="single"/>
-        </w:rPr>
-        <w:t xml:space="preserve">                </w:t>
-      </w:r>
-      <w:r>
-        <w:rPr>
-          <w:rFonts w:ascii="Avenir Next" w:hAnsi="Avenir Next" w:cs="Avenir Next" w:eastAsia="Avenir Next"/>
-          <w:color w:val="1A1A1A"/>
-          <w:sz w:val="21"/>
+          <w:sz w:val="22"/>
           <w:szCs w:val="21"/>
         </w:rPr>
         <w:t xml:space="preserve"> value.</w:t>
@@ -1032,35 +1041,35 @@
           <w:rFonts w:ascii="Avenir Next" w:hAnsi="Avenir Next" w:cs="Avenir Next" w:eastAsia="Avenir Next"/>
           <w:b/>
           <w:color w:val="003A70"/>
+          <w:sz w:val="22"/>
+          <w:szCs w:val="18"/>
+        </w:rPr>
+        <w:t xml:space="preserve">Step 1</w:t>
+      </w:r>
+      <w:r>
+        <w:rPr>
+          <w:rFonts w:ascii="Avenir Next" w:hAnsi="Avenir Next" w:cs="Avenir Next" w:eastAsia="Avenir Next"/>
+          <w:color w:val="1A1A1A"/>
           <w:sz w:val="18"/>
           <w:szCs w:val="18"/>
         </w:rPr>
-        <w:t xml:space="preserve">Step 1</w:t>
-      </w:r>
-      <w:r>
-        <w:rPr>
-          <w:rFonts w:ascii="Avenir Next" w:hAnsi="Avenir Next" w:cs="Avenir Next" w:eastAsia="Avenir Next"/>
-          <w:color w:val="1A1A1A"/>
-          <w:sz w:val="18"/>
-          <w:szCs w:val="18"/>
-        </w:rPr>
         <w:tab/>
       </w:r>
       <w:r>
         <w:rPr>
           <w:rFonts w:ascii="Avenir Next" w:hAnsi="Avenir Next" w:cs="Avenir Next" w:eastAsia="Avenir Next"/>
           <w:color w:val="1A1A1A"/>
+          <w:sz w:val="22"/>
+          <w:szCs w:val="21"/>
+        </w:rPr>
+        <w:t xml:space="preserve">There are </w:t>
+      </w:r>
+      <w:r>
+        <w:rPr>
+          <w:rFonts w:ascii="Avenir Next" w:hAnsi="Avenir Next" w:cs="Avenir Next" w:eastAsia="Avenir Next"/>
+          <w:color w:val="1A1A1A"/>
           <w:sz w:val="21"/>
           <w:szCs w:val="21"/>
-        </w:rPr>
-        <w:t xml:space="preserve">There are </w:t>
-      </w:r>
-      <w:r>
-        <w:rPr>
-          <w:rFonts w:ascii="Avenir Next" w:hAnsi="Avenir Next" w:cs="Avenir Next" w:eastAsia="Avenir Next"/>
-          <w:color w:val="1A1A1A"/>
-          <w:sz w:val="21"/>
-          <w:szCs w:val="21"/>
           <w:u w:val="single"/>
         </w:rPr>
         <w:t xml:space="preserve">                </w:t>
@@ -1069,7 +1078,7 @@
         <w:rPr>
           <w:rFonts w:ascii="Avenir Next" w:hAnsi="Avenir Next" w:cs="Avenir Next" w:eastAsia="Avenir Next"/>
           <w:color w:val="1A1A1A"/>
-          <w:sz w:val="21"/>
+          <w:sz w:val="22"/>
           <w:szCs w:val="21"/>
         </w:rPr>
         <w:t xml:space="preserve"> values.</w:t>
@@ -1089,35 +1098,35 @@
           <w:rFonts w:ascii="Avenir Next" w:hAnsi="Avenir Next" w:cs="Avenir Next" w:eastAsia="Avenir Next"/>
           <w:b/>
           <w:color w:val="003A70"/>
+          <w:sz w:val="22"/>
+          <w:szCs w:val="18"/>
+        </w:rPr>
+        <w:t xml:space="preserve">Step 2</w:t>
+      </w:r>
+      <w:r>
+        <w:rPr>
+          <w:rFonts w:ascii="Avenir Next" w:hAnsi="Avenir Next" w:cs="Avenir Next" w:eastAsia="Avenir Next"/>
+          <w:color w:val="1A1A1A"/>
           <w:sz w:val="18"/>
           <w:szCs w:val="18"/>
         </w:rPr>
-        <w:t xml:space="preserve">Step 2</w:t>
-      </w:r>
-      <w:r>
-        <w:rPr>
-          <w:rFonts w:ascii="Avenir Next" w:hAnsi="Avenir Next" w:cs="Avenir Next" w:eastAsia="Avenir Next"/>
-          <w:color w:val="1A1A1A"/>
-          <w:sz w:val="18"/>
-          <w:szCs w:val="18"/>
-        </w:rPr>
         <w:tab/>
       </w:r>
       <w:r>
         <w:rPr>
           <w:rFonts w:ascii="Avenir Next" w:hAnsi="Avenir Next" w:cs="Avenir Next" w:eastAsia="Avenir Next"/>
           <w:color w:val="1A1A1A"/>
+          <w:sz w:val="22"/>
+          <w:szCs w:val="21"/>
+        </w:rPr>
+        <w:t xml:space="preserve">11 − 1 = 10. 10 ÷ 2 = </w:t>
+      </w:r>
+      <w:r>
+        <w:rPr>
+          <w:rFonts w:ascii="Avenir Next" w:hAnsi="Avenir Next" w:cs="Avenir Next" w:eastAsia="Avenir Next"/>
+          <w:color w:val="1A1A1A"/>
           <w:sz w:val="21"/>
           <w:szCs w:val="21"/>
-        </w:rPr>
-        <w:t xml:space="preserve">11 − 1 = 10. 10 ÷ 2 = </w:t>
-      </w:r>
-      <w:r>
-        <w:rPr>
-          <w:rFonts w:ascii="Avenir Next" w:hAnsi="Avenir Next" w:cs="Avenir Next" w:eastAsia="Avenir Next"/>
-          <w:color w:val="1A1A1A"/>
-          <w:sz w:val="21"/>
-          <w:szCs w:val="21"/>
           <w:u w:val="single"/>
         </w:rPr>
         <w:t xml:space="preserve">                </w:t>
@@ -1126,7 +1135,7 @@
         <w:rPr>
           <w:rFonts w:ascii="Avenir Next" w:hAnsi="Avenir Next" w:cs="Avenir Next" w:eastAsia="Avenir Next"/>
           <w:color w:val="1A1A1A"/>
-          <w:sz w:val="21"/>
+          <w:sz w:val="22"/>
           <w:szCs w:val="21"/>
         </w:rPr>
         <w:t xml:space="preserve">.</w:t>
@@ -1146,28 +1155,47 @@
           <w:rFonts w:ascii="Avenir Next" w:hAnsi="Avenir Next" w:cs="Avenir Next" w:eastAsia="Avenir Next"/>
           <w:b/>
           <w:color w:val="003A70"/>
+          <w:sz w:val="22"/>
+          <w:szCs w:val="18"/>
+        </w:rPr>
+        <w:t xml:space="preserve">Step 3</w:t>
+      </w:r>
+      <w:r>
+        <w:rPr>
+          <w:rFonts w:ascii="Avenir Next" w:hAnsi="Avenir Next" w:cs="Avenir Next" w:eastAsia="Avenir Next"/>
+          <w:color w:val="1A1A1A"/>
           <w:sz w:val="18"/>
           <w:szCs w:val="18"/>
         </w:rPr>
-        <w:t xml:space="preserve">Step 3</w:t>
-      </w:r>
-      <w:r>
-        <w:rPr>
-          <w:rFonts w:ascii="Avenir Next" w:hAnsi="Avenir Next" w:cs="Avenir Next" w:eastAsia="Avenir Next"/>
-          <w:color w:val="1A1A1A"/>
-          <w:sz w:val="18"/>
-          <w:szCs w:val="18"/>
-        </w:rPr>
         <w:tab/>
       </w:r>
       <w:r>
         <w:rPr>
           <w:rFonts w:ascii="Avenir Next" w:hAnsi="Avenir Next" w:cs="Avenir Next" w:eastAsia="Avenir Next"/>
           <w:color w:val="1A1A1A"/>
+          <w:sz w:val="22"/>
+          <w:szCs w:val="21"/>
+        </w:rPr>
+        <w:t xml:space="preserve">5 + 1 = </w:t>
+      </w:r>
+      <w:r>
+        <w:rPr>
+          <w:rFonts w:ascii="Avenir Next" w:hAnsi="Avenir Next" w:cs="Avenir Next" w:eastAsia="Avenir Next"/>
+          <w:color w:val="1A1A1A"/>
           <w:sz w:val="21"/>
           <w:szCs w:val="21"/>
-        </w:rPr>
-        <w:t xml:space="preserve">5 + 1 = </w:t>
+          <w:u w:val="single"/>
+        </w:rPr>
+        <w:t xml:space="preserve">                </w:t>
+      </w:r>
+      <w:r>
+        <w:rPr>
+          <w:rFonts w:ascii="Avenir Next" w:hAnsi="Avenir Next" w:cs="Avenir Next" w:eastAsia="Avenir Next"/>
+          <w:color w:val="1A1A1A"/>
+          <w:sz w:val="22"/>
+          <w:szCs w:val="21"/>
+        </w:rPr>
+        <w:t xml:space="preserve">. The middle is the </w:t>
       </w:r>
       <w:r>
         <w:rPr>
@@ -1183,26 +1211,7 @@
         <w:rPr>
           <w:rFonts w:ascii="Avenir Next" w:hAnsi="Avenir Next" w:cs="Avenir Next" w:eastAsia="Avenir Next"/>
           <w:color w:val="1A1A1A"/>
-          <w:sz w:val="21"/>
-          <w:szCs w:val="21"/>
-        </w:rPr>
-        <w:t xml:space="preserve">. The middle is the </w:t>
-      </w:r>
-      <w:r>
-        <w:rPr>
-          <w:rFonts w:ascii="Avenir Next" w:hAnsi="Avenir Next" w:cs="Avenir Next" w:eastAsia="Avenir Next"/>
-          <w:color w:val="1A1A1A"/>
-          <w:sz w:val="21"/>
-          <w:szCs w:val="21"/>
-          <w:u w:val="single"/>
-        </w:rPr>
-        <w:t xml:space="preserve">                </w:t>
-      </w:r>
-      <w:r>
-        <w:rPr>
-          <w:rFonts w:ascii="Avenir Next" w:hAnsi="Avenir Next" w:cs="Avenir Next" w:eastAsia="Avenir Next"/>
-          <w:color w:val="1A1A1A"/>
-          <w:sz w:val="21"/>
+          <w:sz w:val="22"/>
           <w:szCs w:val="21"/>
         </w:rPr>
         <w:t xml:space="preserve"> value.</w:t>
@@ -1215,6 +1224,7 @@
     </w:p>
     <w:p>
       <w:pPr>
+        <w:pStyle w:val="Heading2"/>
         <w:keepNext/>
         <w:pBdr>
           <w:bottom w:val="single" w:sz="8" w:space="3" w:color="003A70"/>
@@ -1230,7 +1240,7 @@
           <w:b/>
           <w:color w:val="003A70"/>
           <w:spacing w:val="14"/>
-          <w:sz w:val="19"/>
+          <w:sz w:val="22"/>
           <w:szCs w:val="19"/>
         </w:rPr>
         <w:t xml:space="preserve">YOUR TURN</w:t>
@@ -1249,7 +1259,7 @@
           <w:rFonts w:ascii="Avenir Next" w:hAnsi="Avenir Next" w:cs="Avenir Next" w:eastAsia="Avenir Next"/>
           <w:i/>
           <w:color w:val="5A5F66"/>
-          <w:sz w:val="17"/>
+          <w:sz w:val="22"/>
           <w:szCs w:val="17"/>
         </w:rPr>
         <w:t xml:space="preserve">use the steps on your own</w:t>
@@ -1421,7 +1431,7 @@
                       <w:szCs w:val="22"/>
                       <w:u w:val="single"/>
                     </w:rPr>
-                    <w:t xml:space="preserve">      </w:t>
+                    <w:t xml:space="preserve">          </w:t>
                   </w:r>
                 </w:p>
               </w:tc>
@@ -1483,7 +1493,7 @@
                       <w:szCs w:val="22"/>
                       <w:u w:val="single"/>
                     </w:rPr>
-                    <w:t xml:space="preserve">      </w:t>
+                    <w:t xml:space="preserve">          </w:t>
                   </w:r>
                 </w:p>
               </w:tc>
@@ -1545,7 +1555,7 @@
                       <w:szCs w:val="22"/>
                       <w:u w:val="single"/>
                     </w:rPr>
-                    <w:t xml:space="preserve">      </w:t>
+                    <w:t xml:space="preserve">          </w:t>
                   </w:r>
                 </w:p>
               </w:tc>
@@ -1613,7 +1623,7 @@
                       <w:szCs w:val="22"/>
                       <w:u w:val="single"/>
                     </w:rPr>
-                    <w:t xml:space="preserve">      </w:t>
+                    <w:t xml:space="preserve">          </w:t>
                   </w:r>
                 </w:p>
               </w:tc>
@@ -1675,7 +1685,7 @@
                       <w:szCs w:val="22"/>
                       <w:u w:val="single"/>
                     </w:rPr>
-                    <w:t xml:space="preserve">      </w:t>
+                    <w:t xml:space="preserve">          </w:t>
                   </w:r>
                 </w:p>
               </w:tc>
@@ -1737,7 +1747,7 @@
                       <w:szCs w:val="22"/>
                       <w:u w:val="single"/>
                     </w:rPr>
-                    <w:t xml:space="preserve">      </w:t>
+                    <w:t xml:space="preserve">          </w:t>
                   </w:r>
                 </w:p>
               </w:tc>
@@ -1769,7 +1779,7 @@
           <w:caps/>
           <w:color w:val="003A70"/>
           <w:spacing w:val="12"/>
-          <w:sz w:val="19"/>
+          <w:sz w:val="22"/>
           <w:szCs w:val="19"/>
         </w:rPr>
         <w:t xml:space="preserve">Lesson 2-3  ·  Session 1  ·  Prerequisite Practice B  ·  Skill 2 of 2</w:t>
@@ -1777,6 +1787,7 @@
     </w:p>
     <w:p>
       <w:pPr>
+        <w:pStyle w:val="Heading1"/>
         <w:keepNext/>
         <w:spacing w:before="0" w:after="10" w:line="240" w:lineRule="auto"/>
       </w:pPr>
@@ -1802,7 +1813,7 @@
         <w:rPr>
           <w:rFonts w:ascii="Avenir Next" w:hAnsi="Avenir Next" w:cs="Avenir Next" w:eastAsia="Avenir Next"/>
           <w:color w:val="5A5F66"/>
-          <w:sz w:val="17"/>
+          <w:sz w:val="22"/>
           <w:szCs w:val="17"/>
         </w:rPr>
         <w:t xml:space="preserve">Builds on Lesson 2-1 Session 2 · 6.SP.B.4</w:t>
@@ -1845,6 +1856,7 @@
           </w:tcPr>
           <w:p>
             <w:pPr>
+              <w:pStyle w:val="Heading2"/>
               <w:spacing w:before="0" w:after="0" w:line="252" w:lineRule="auto"/>
             </w:pPr>
             <w:r>
@@ -1874,7 +1886,7 @@
               <w:rPr>
                 <w:rFonts w:ascii="Avenir Next" w:hAnsi="Avenir Next" w:cs="Avenir Next" w:eastAsia="Avenir Next"/>
                 <w:color w:val="1A1A1A"/>
-                <w:sz w:val="20"/>
+                <w:sz w:val="22"/>
                 <w:szCs w:val="20"/>
               </w:rPr>
               <w:t xml:space="preserve">In problem 1 you order nine values. A dot plot shows data in order.</w:t>
@@ -1894,6 +1906,7 @@
           </w:tcPr>
           <w:p>
             <w:pPr>
+              <w:pStyle w:val="Heading2"/>
               <w:spacing w:before="0" w:after="0" w:line="252" w:lineRule="auto"/>
             </w:pPr>
             <w:r>
@@ -1923,7 +1936,7 @@
               <w:rPr>
                 <w:rFonts w:ascii="Avenir Next" w:hAnsi="Avenir Next" w:cs="Avenir Next" w:eastAsia="Avenir Next"/>
                 <w:color w:val="1A1A1A"/>
-                <w:sz w:val="20"/>
+                <w:sz w:val="22"/>
                 <w:szCs w:val="20"/>
               </w:rPr>
               <w:t xml:space="preserve">Turn a dot plot into an ordered list: one value for each dot.  </w:t>
@@ -1933,7 +1946,7 @@
                 <w:rFonts w:ascii="Avenir Next" w:hAnsi="Avenir Next" w:cs="Avenir Next" w:eastAsia="Avenir Next"/>
                 <w:b/>
                 <w:color w:val="1A1A1A"/>
-                <w:sz w:val="20"/>
+                <w:sz w:val="22"/>
                 <w:szCs w:val="20"/>
               </w:rPr>
               <w:t xml:space="preserve">You will use it in Practice Form A, problem 1.</w:t>
@@ -1944,6 +1957,7 @@
     </w:tbl>
     <w:p>
       <w:pPr>
+        <w:pStyle w:val="Heading2"/>
         <w:keepNext/>
         <w:pBdr>
           <w:bottom w:val="single" w:sz="8" w:space="3" w:color="003A70"/>
@@ -1959,7 +1973,7 @@
           <w:b/>
           <w:color w:val="003A70"/>
           <w:spacing w:val="14"/>
-          <w:sz w:val="19"/>
+          <w:sz w:val="22"/>
           <w:szCs w:val="19"/>
         </w:rPr>
         <w:t xml:space="preserve">STEPS TO FOLLOW</w:t>
@@ -1978,7 +1992,7 @@
           <w:rFonts w:ascii="Avenir Next" w:hAnsi="Avenir Next" w:cs="Avenir Next" w:eastAsia="Avenir Next"/>
           <w:i/>
           <w:color w:val="5A5F66"/>
-          <w:sz w:val="17"/>
+          <w:sz w:val="22"/>
           <w:szCs w:val="17"/>
         </w:rPr>
         <w:t xml:space="preserve">use these same steps on every problem</w:t>
@@ -2020,6 +2034,7 @@
           </w:tcPr>
           <w:p>
             <w:pPr>
+              <w:pStyle w:val="Heading1"/>
               <w:spacing w:before="0" w:after="0" w:line="240" w:lineRule="auto"/>
               <w:jc w:val="center"/>
             </w:pPr>
@@ -2048,7 +2063,7 @@
               <w:rPr>
                 <w:rFonts w:ascii="Avenir Next" w:hAnsi="Avenir Next" w:cs="Avenir Next" w:eastAsia="Avenir Next"/>
                 <w:color w:val="1A1A1A"/>
-                <w:sz w:val="21"/>
+                <w:sz w:val="22"/>
                 <w:szCs w:val="21"/>
               </w:rPr>
               <w:t xml:space="preserve">Start at the </w:t>
@@ -2058,7 +2073,7 @@
                 <w:rFonts w:ascii="Avenir Next" w:hAnsi="Avenir Next" w:cs="Avenir Next" w:eastAsia="Avenir Next"/>
                 <w:b/>
                 <w:color w:val="1A1A1A"/>
-                <w:sz w:val="21"/>
+                <w:sz w:val="22"/>
                 <w:szCs w:val="21"/>
               </w:rPr>
               <w:t xml:space="preserve">left</w:t>
@@ -2067,7 +2082,7 @@
               <w:rPr>
                 <w:rFonts w:ascii="Avenir Next" w:hAnsi="Avenir Next" w:cs="Avenir Next" w:eastAsia="Avenir Next"/>
                 <w:color w:val="1A1A1A"/>
-                <w:sz w:val="21"/>
+                <w:sz w:val="22"/>
                 <w:szCs w:val="21"/>
               </w:rPr>
               <w:t xml:space="preserve"> end of the line.</w:t>
@@ -2086,6 +2101,7 @@
           </w:tcPr>
           <w:p>
             <w:pPr>
+              <w:pStyle w:val="Heading1"/>
               <w:spacing w:before="0" w:after="0" w:line="240" w:lineRule="auto"/>
               <w:jc w:val="center"/>
             </w:pPr>
@@ -2114,7 +2130,7 @@
               <w:rPr>
                 <w:rFonts w:ascii="Avenir Next" w:hAnsi="Avenir Next" w:cs="Avenir Next" w:eastAsia="Avenir Next"/>
                 <w:color w:val="1A1A1A"/>
-                <w:sz w:val="21"/>
+                <w:sz w:val="22"/>
                 <w:szCs w:val="21"/>
               </w:rPr>
               <w:t xml:space="preserve">Write the number once for </w:t>
@@ -2124,7 +2140,7 @@
                 <w:rFonts w:ascii="Avenir Next" w:hAnsi="Avenir Next" w:cs="Avenir Next" w:eastAsia="Avenir Next"/>
                 <w:b/>
                 <w:color w:val="1A1A1A"/>
-                <w:sz w:val="21"/>
+                <w:sz w:val="22"/>
                 <w:szCs w:val="21"/>
               </w:rPr>
               <w:t xml:space="preserve">each</w:t>
@@ -2133,7 +2149,7 @@
               <w:rPr>
                 <w:rFonts w:ascii="Avenir Next" w:hAnsi="Avenir Next" w:cs="Avenir Next" w:eastAsia="Avenir Next"/>
                 <w:color w:val="1A1A1A"/>
-                <w:sz w:val="21"/>
+                <w:sz w:val="22"/>
                 <w:szCs w:val="21"/>
               </w:rPr>
               <w:t xml:space="preserve"> dot above it.</w:t>
@@ -2152,6 +2168,7 @@
           </w:tcPr>
           <w:p>
             <w:pPr>
+              <w:pStyle w:val="Heading1"/>
               <w:spacing w:before="0" w:after="0" w:line="240" w:lineRule="auto"/>
               <w:jc w:val="center"/>
             </w:pPr>
@@ -2180,7 +2197,7 @@
               <w:rPr>
                 <w:rFonts w:ascii="Avenir Next" w:hAnsi="Avenir Next" w:cs="Avenir Next" w:eastAsia="Avenir Next"/>
                 <w:color w:val="1A1A1A"/>
-                <w:sz w:val="21"/>
+                <w:sz w:val="22"/>
                 <w:szCs w:val="21"/>
               </w:rPr>
               <w:t xml:space="preserve">Move </w:t>
@@ -2190,7 +2207,7 @@
                 <w:rFonts w:ascii="Avenir Next" w:hAnsi="Avenir Next" w:cs="Avenir Next" w:eastAsia="Avenir Next"/>
                 <w:b/>
                 <w:color w:val="1A1A1A"/>
-                <w:sz w:val="21"/>
+                <w:sz w:val="22"/>
                 <w:szCs w:val="21"/>
               </w:rPr>
               <w:t xml:space="preserve">right</w:t>
@@ -2199,7 +2216,7 @@
               <w:rPr>
                 <w:rFonts w:ascii="Avenir Next" w:hAnsi="Avenir Next" w:cs="Avenir Next" w:eastAsia="Avenir Next"/>
                 <w:color w:val="1A1A1A"/>
-                <w:sz w:val="21"/>
+                <w:sz w:val="22"/>
                 <w:szCs w:val="21"/>
               </w:rPr>
               <w:t xml:space="preserve">. Check: one value per dot.</w:t>
@@ -2210,6 +2227,7 @@
     </w:tbl>
     <w:p>
       <w:pPr>
+        <w:pStyle w:val="Heading2"/>
         <w:keepNext/>
         <w:pBdr>
           <w:bottom w:val="single" w:sz="8" w:space="3" w:color="003A70"/>
@@ -2225,7 +2243,7 @@
           <w:b/>
           <w:color w:val="003A70"/>
           <w:spacing w:val="14"/>
-          <w:sz w:val="19"/>
+          <w:sz w:val="22"/>
           <w:szCs w:val="19"/>
         </w:rPr>
         <w:t xml:space="preserve">WATCH ME</w:t>
@@ -2244,7 +2262,7 @@
           <w:rFonts w:ascii="Avenir Next" w:hAnsi="Avenir Next" w:cs="Avenir Next" w:eastAsia="Avenir Next"/>
           <w:i/>
           <w:color w:val="5A5F66"/>
-          <w:sz w:val="17"/>
+          <w:sz w:val="22"/>
           <w:szCs w:val="17"/>
         </w:rPr>
         <w:t xml:space="preserve">the steps in action</w:t>
@@ -2293,7 +2311,7 @@
                 <w:rFonts w:ascii="Avenir Next" w:hAnsi="Avenir Next" w:cs="Avenir Next" w:eastAsia="Avenir Next"/>
                 <w:b/>
                 <w:color w:val="1A1A1A"/>
-                <w:sz w:val="21"/>
+                <w:sz w:val="22"/>
                 <w:szCs w:val="21"/>
               </w:rPr>
               <w:t xml:space="preserve">List the values in this dot plot.</w:t>
@@ -2312,25 +2330,25 @@
                 <w:rFonts w:ascii="Avenir Next" w:hAnsi="Avenir Next" w:cs="Avenir Next" w:eastAsia="Avenir Next"/>
                 <w:b/>
                 <w:color w:val="003A70"/>
+                <w:sz w:val="22"/>
+                <w:szCs w:val="19"/>
+              </w:rPr>
+              <w:t xml:space="preserve">Step 1</w:t>
+            </w:r>
+            <w:r>
+              <w:rPr>
+                <w:rFonts w:ascii="Avenir Next" w:hAnsi="Avenir Next" w:cs="Avenir Next" w:eastAsia="Avenir Next"/>
+                <w:color w:val="1A1A1A"/>
                 <w:sz w:val="19"/>
                 <w:szCs w:val="19"/>
               </w:rPr>
-              <w:t xml:space="preserve">Step 1</w:t>
-            </w:r>
-            <w:r>
-              <w:rPr>
-                <w:rFonts w:ascii="Avenir Next" w:hAnsi="Avenir Next" w:cs="Avenir Next" w:eastAsia="Avenir Next"/>
-                <w:color w:val="1A1A1A"/>
-                <w:sz w:val="19"/>
-                <w:szCs w:val="19"/>
-              </w:rPr>
               <w:tab/>
             </w:r>
             <w:r>
               <w:rPr>
                 <w:rFonts w:ascii="Avenir Next" w:hAnsi="Avenir Next" w:cs="Avenir Next" w:eastAsia="Avenir Next"/>
                 <w:color w:val="1A1A1A"/>
-                <w:sz w:val="21"/>
+                <w:sz w:val="22"/>
                 <w:szCs w:val="21"/>
               </w:rPr>
               <w:t xml:space="preserve">Start at 2. It has 1 dot: 2.</w:t>
@@ -2349,25 +2367,25 @@
                 <w:rFonts w:ascii="Avenir Next" w:hAnsi="Avenir Next" w:cs="Avenir Next" w:eastAsia="Avenir Next"/>
                 <w:b/>
                 <w:color w:val="003A70"/>
+                <w:sz w:val="22"/>
+                <w:szCs w:val="19"/>
+              </w:rPr>
+              <w:t xml:space="preserve">Step 2</w:t>
+            </w:r>
+            <w:r>
+              <w:rPr>
+                <w:rFonts w:ascii="Avenir Next" w:hAnsi="Avenir Next" w:cs="Avenir Next" w:eastAsia="Avenir Next"/>
+                <w:color w:val="1A1A1A"/>
                 <w:sz w:val="19"/>
                 <w:szCs w:val="19"/>
               </w:rPr>
-              <w:t xml:space="preserve">Step 2</w:t>
-            </w:r>
-            <w:r>
-              <w:rPr>
-                <w:rFonts w:ascii="Avenir Next" w:hAnsi="Avenir Next" w:cs="Avenir Next" w:eastAsia="Avenir Next"/>
-                <w:color w:val="1A1A1A"/>
-                <w:sz w:val="19"/>
-                <w:szCs w:val="19"/>
-              </w:rPr>
               <w:tab/>
             </w:r>
             <w:r>
               <w:rPr>
                 <w:rFonts w:ascii="Avenir Next" w:hAnsi="Avenir Next" w:cs="Avenir Next" w:eastAsia="Avenir Next"/>
                 <w:color w:val="1A1A1A"/>
-                <w:sz w:val="21"/>
+                <w:sz w:val="22"/>
                 <w:szCs w:val="21"/>
               </w:rPr>
               <w:t xml:space="preserve">4 has 3 dots: 4, 4, 4.</w:t>
@@ -2386,25 +2404,25 @@
                 <w:rFonts w:ascii="Avenir Next" w:hAnsi="Avenir Next" w:cs="Avenir Next" w:eastAsia="Avenir Next"/>
                 <w:b/>
                 <w:color w:val="003A70"/>
+                <w:sz w:val="22"/>
+                <w:szCs w:val="19"/>
+              </w:rPr>
+              <w:t xml:space="preserve">Step 3</w:t>
+            </w:r>
+            <w:r>
+              <w:rPr>
+                <w:rFonts w:ascii="Avenir Next" w:hAnsi="Avenir Next" w:cs="Avenir Next" w:eastAsia="Avenir Next"/>
+                <w:color w:val="1A1A1A"/>
                 <w:sz w:val="19"/>
                 <w:szCs w:val="19"/>
               </w:rPr>
-              <w:t xml:space="preserve">Step 3</w:t>
-            </w:r>
-            <w:r>
-              <w:rPr>
-                <w:rFonts w:ascii="Avenir Next" w:hAnsi="Avenir Next" w:cs="Avenir Next" w:eastAsia="Avenir Next"/>
-                <w:color w:val="1A1A1A"/>
-                <w:sz w:val="19"/>
-                <w:szCs w:val="19"/>
-              </w:rPr>
               <w:tab/>
             </w:r>
             <w:r>
               <w:rPr>
                 <w:rFonts w:ascii="Avenir Next" w:hAnsi="Avenir Next" w:cs="Avenir Next" w:eastAsia="Avenir Next"/>
                 <w:color w:val="1A1A1A"/>
-                <w:sz w:val="21"/>
+                <w:sz w:val="22"/>
                 <w:szCs w:val="21"/>
               </w:rPr>
               <w:t xml:space="preserve">7 has 1 dot: 7. 5 dots, 5 values.</w:t>
@@ -2423,18 +2441,18 @@
                 <w:rFonts w:ascii="Avenir Next" w:hAnsi="Avenir Next" w:cs="Avenir Next" w:eastAsia="Avenir Next"/>
                 <w:b/>
                 <w:color w:val="1A1A1A"/>
+                <w:sz w:val="22"/>
+                <w:szCs w:val="21"/>
+              </w:rPr>
+              <w:t xml:space="preserve">Answer</w:t>
+            </w:r>
+            <w:r>
+              <w:rPr>
+                <w:rFonts w:ascii="Avenir Next" w:hAnsi="Avenir Next" w:cs="Avenir Next" w:eastAsia="Avenir Next"/>
+                <w:color w:val="1A1A1A"/>
                 <w:sz w:val="21"/>
                 <w:szCs w:val="21"/>
               </w:rPr>
-              <w:t xml:space="preserve">Answer</w:t>
-            </w:r>
-            <w:r>
-              <w:rPr>
-                <w:rFonts w:ascii="Avenir Next" w:hAnsi="Avenir Next" w:cs="Avenir Next" w:eastAsia="Avenir Next"/>
-                <w:color w:val="1A1A1A"/>
-                <w:sz w:val="21"/>
-                <w:szCs w:val="21"/>
-              </w:rPr>
               <w:tab/>
             </w:r>
             <w:r>
@@ -2442,7 +2460,7 @@
                 <w:rFonts w:ascii="Avenir Next" w:hAnsi="Avenir Next" w:cs="Avenir Next" w:eastAsia="Avenir Next"/>
                 <w:b/>
                 <w:color w:val="1A1A1A"/>
-                <w:sz w:val="21"/>
+                <w:sz w:val="22"/>
                 <w:szCs w:val="21"/>
               </w:rPr>
               <w:t xml:space="preserve">2, 4, 4, 4, 7</w:t>
@@ -2463,7 +2481,7 @@
               <w:drawing>
                 <wp:inline distT="0" distB="0" distL="0" distR="0">
                   <wp:extent cx="2743200" cy="1005840"/>
-                  <wp:docPr id="1" name="Figure 1"/>
+                  <wp:docPr id="1" name="Figure 1" descr="Dot plot. Horizontal axis: values, 0 to 8, ticks every 1. Dots by value: 2: 1; 4: 3; 7: 1"/>
                   <a:graphic xmlns:a="http://schemas.openxmlformats.org/drawingml/2006/main">
                     <a:graphicData uri="http://schemas.openxmlformats.org/drawingml/2006/picture">
                       <pic:pic xmlns:pic="http://schemas.openxmlformats.org/drawingml/2006/picture">
@@ -2503,6 +2521,7 @@
     </w:p>
     <w:p>
       <w:pPr>
+        <w:pStyle w:val="Heading2"/>
         <w:keepNext/>
         <w:pBdr>
           <w:bottom w:val="single" w:sz="8" w:space="3" w:color="003A70"/>
@@ -2518,7 +2537,7 @@
           <w:b/>
           <w:color w:val="003A70"/>
           <w:spacing w:val="14"/>
-          <w:sz w:val="19"/>
+          <w:sz w:val="22"/>
           <w:szCs w:val="19"/>
         </w:rPr>
         <w:t xml:space="preserve">TRY IT WITH HELP</w:t>
@@ -2537,7 +2556,7 @@
           <w:rFonts w:ascii="Avenir Next" w:hAnsi="Avenir Next" w:cs="Avenir Next" w:eastAsia="Avenir Next"/>
           <w:i/>
           <w:color w:val="5A5F66"/>
-          <w:sz w:val="17"/>
+          <w:sz w:val="22"/>
           <w:szCs w:val="17"/>
         </w:rPr>
         <w:t xml:space="preserve">fill in each step</w:t>
@@ -2595,35 +2614,35 @@
           <w:rFonts w:ascii="Avenir Next" w:hAnsi="Avenir Next" w:cs="Avenir Next" w:eastAsia="Avenir Next"/>
           <w:b/>
           <w:color w:val="003A70"/>
+          <w:sz w:val="22"/>
+          <w:szCs w:val="18"/>
+        </w:rPr>
+        <w:t xml:space="preserve">Step 1</w:t>
+      </w:r>
+      <w:r>
+        <w:rPr>
+          <w:rFonts w:ascii="Avenir Next" w:hAnsi="Avenir Next" w:cs="Avenir Next" w:eastAsia="Avenir Next"/>
+          <w:color w:val="1A1A1A"/>
           <w:sz w:val="18"/>
           <w:szCs w:val="18"/>
         </w:rPr>
-        <w:t xml:space="preserve">Step 1</w:t>
-      </w:r>
-      <w:r>
-        <w:rPr>
-          <w:rFonts w:ascii="Avenir Next" w:hAnsi="Avenir Next" w:cs="Avenir Next" w:eastAsia="Avenir Next"/>
-          <w:color w:val="1A1A1A"/>
-          <w:sz w:val="18"/>
-          <w:szCs w:val="18"/>
-        </w:rPr>
         <w:tab/>
       </w:r>
       <w:r>
         <w:rPr>
           <w:rFonts w:ascii="Avenir Next" w:hAnsi="Avenir Next" w:cs="Avenir Next" w:eastAsia="Avenir Next"/>
           <w:color w:val="1A1A1A"/>
+          <w:sz w:val="22"/>
+          <w:szCs w:val="21"/>
+        </w:rPr>
+        <w:t xml:space="preserve">Start at </w:t>
+      </w:r>
+      <w:r>
+        <w:rPr>
+          <w:rFonts w:ascii="Avenir Next" w:hAnsi="Avenir Next" w:cs="Avenir Next" w:eastAsia="Avenir Next"/>
+          <w:color w:val="1A1A1A"/>
           <w:sz w:val="21"/>
           <w:szCs w:val="21"/>
-        </w:rPr>
-        <w:t xml:space="preserve">Start at </w:t>
-      </w:r>
-      <w:r>
-        <w:rPr>
-          <w:rFonts w:ascii="Avenir Next" w:hAnsi="Avenir Next" w:cs="Avenir Next" w:eastAsia="Avenir Next"/>
-          <w:color w:val="1A1A1A"/>
-          <w:sz w:val="21"/>
-          <w:szCs w:val="21"/>
           <w:u w:val="single"/>
         </w:rPr>
         <w:t xml:space="preserve">                </w:t>
@@ -2632,7 +2651,7 @@
         <w:rPr>
           <w:rFonts w:ascii="Avenir Next" w:hAnsi="Avenir Next" w:cs="Avenir Next" w:eastAsia="Avenir Next"/>
           <w:color w:val="1A1A1A"/>
-          <w:sz w:val="21"/>
+          <w:sz w:val="22"/>
           <w:szCs w:val="21"/>
         </w:rPr>
         <w:t xml:space="preserve">.</w:t>
@@ -2652,35 +2671,35 @@
           <w:rFonts w:ascii="Avenir Next" w:hAnsi="Avenir Next" w:cs="Avenir Next" w:eastAsia="Avenir Next"/>
           <w:b/>
           <w:color w:val="003A70"/>
+          <w:sz w:val="22"/>
+          <w:szCs w:val="18"/>
+        </w:rPr>
+        <w:t xml:space="preserve">Step 2</w:t>
+      </w:r>
+      <w:r>
+        <w:rPr>
+          <w:rFonts w:ascii="Avenir Next" w:hAnsi="Avenir Next" w:cs="Avenir Next" w:eastAsia="Avenir Next"/>
+          <w:color w:val="1A1A1A"/>
           <w:sz w:val="18"/>
           <w:szCs w:val="18"/>
         </w:rPr>
-        <w:t xml:space="preserve">Step 2</w:t>
-      </w:r>
-      <w:r>
-        <w:rPr>
-          <w:rFonts w:ascii="Avenir Next" w:hAnsi="Avenir Next" w:cs="Avenir Next" w:eastAsia="Avenir Next"/>
-          <w:color w:val="1A1A1A"/>
-          <w:sz w:val="18"/>
-          <w:szCs w:val="18"/>
-        </w:rPr>
         <w:tab/>
       </w:r>
       <w:r>
         <w:rPr>
           <w:rFonts w:ascii="Avenir Next" w:hAnsi="Avenir Next" w:cs="Avenir Next" w:eastAsia="Avenir Next"/>
           <w:color w:val="1A1A1A"/>
+          <w:sz w:val="22"/>
+          <w:szCs w:val="21"/>
+        </w:rPr>
+        <w:t xml:space="preserve">Write 5 </w:t>
+      </w:r>
+      <w:r>
+        <w:rPr>
+          <w:rFonts w:ascii="Avenir Next" w:hAnsi="Avenir Next" w:cs="Avenir Next" w:eastAsia="Avenir Next"/>
+          <w:color w:val="1A1A1A"/>
           <w:sz w:val="21"/>
           <w:szCs w:val="21"/>
-        </w:rPr>
-        <w:t xml:space="preserve">Write 5 </w:t>
-      </w:r>
-      <w:r>
-        <w:rPr>
-          <w:rFonts w:ascii="Avenir Next" w:hAnsi="Avenir Next" w:cs="Avenir Next" w:eastAsia="Avenir Next"/>
-          <w:color w:val="1A1A1A"/>
-          <w:sz w:val="21"/>
-          <w:szCs w:val="21"/>
           <w:u w:val="single"/>
         </w:rPr>
         <w:t xml:space="preserve">                </w:t>
@@ -2689,7 +2708,7 @@
         <w:rPr>
           <w:rFonts w:ascii="Avenir Next" w:hAnsi="Avenir Next" w:cs="Avenir Next" w:eastAsia="Avenir Next"/>
           <w:color w:val="1A1A1A"/>
-          <w:sz w:val="21"/>
+          <w:sz w:val="22"/>
           <w:szCs w:val="21"/>
         </w:rPr>
         <w:t xml:space="preserve"> times.</w:t>
@@ -2709,28 +2728,47 @@
           <w:rFonts w:ascii="Avenir Next" w:hAnsi="Avenir Next" w:cs="Avenir Next" w:eastAsia="Avenir Next"/>
           <w:b/>
           <w:color w:val="003A70"/>
+          <w:sz w:val="22"/>
+          <w:szCs w:val="18"/>
+        </w:rPr>
+        <w:t xml:space="preserve">Step 3</w:t>
+      </w:r>
+      <w:r>
+        <w:rPr>
+          <w:rFonts w:ascii="Avenir Next" w:hAnsi="Avenir Next" w:cs="Avenir Next" w:eastAsia="Avenir Next"/>
+          <w:color w:val="1A1A1A"/>
           <w:sz w:val="18"/>
           <w:szCs w:val="18"/>
         </w:rPr>
-        <w:t xml:space="preserve">Step 3</w:t>
-      </w:r>
-      <w:r>
-        <w:rPr>
-          <w:rFonts w:ascii="Avenir Next" w:hAnsi="Avenir Next" w:cs="Avenir Next" w:eastAsia="Avenir Next"/>
-          <w:color w:val="1A1A1A"/>
-          <w:sz w:val="18"/>
-          <w:szCs w:val="18"/>
-        </w:rPr>
         <w:tab/>
       </w:r>
       <w:r>
         <w:rPr>
           <w:rFonts w:ascii="Avenir Next" w:hAnsi="Avenir Next" w:cs="Avenir Next" w:eastAsia="Avenir Next"/>
           <w:color w:val="1A1A1A"/>
+          <w:sz w:val="22"/>
+          <w:szCs w:val="21"/>
+        </w:rPr>
+        <w:t xml:space="preserve">List: </w:t>
+      </w:r>
+      <w:r>
+        <w:rPr>
+          <w:rFonts w:ascii="Avenir Next" w:hAnsi="Avenir Next" w:cs="Avenir Next" w:eastAsia="Avenir Next"/>
+          <w:color w:val="1A1A1A"/>
           <w:sz w:val="21"/>
           <w:szCs w:val="21"/>
-        </w:rPr>
-        <w:t xml:space="preserve">List: </w:t>
+          <w:u w:val="single"/>
+        </w:rPr>
+        <w:t xml:space="preserve">                </w:t>
+      </w:r>
+      <w:r>
+        <w:rPr>
+          <w:rFonts w:ascii="Avenir Next" w:hAnsi="Avenir Next" w:cs="Avenir Next" w:eastAsia="Avenir Next"/>
+          <w:color w:val="1A1A1A"/>
+          <w:sz w:val="22"/>
+          <w:szCs w:val="21"/>
+        </w:rPr>
+        <w:t xml:space="preserve">. Count: </w:t>
       </w:r>
       <w:r>
         <w:rPr>
@@ -2746,26 +2784,7 @@
         <w:rPr>
           <w:rFonts w:ascii="Avenir Next" w:hAnsi="Avenir Next" w:cs="Avenir Next" w:eastAsia="Avenir Next"/>
           <w:color w:val="1A1A1A"/>
-          <w:sz w:val="21"/>
-          <w:szCs w:val="21"/>
-        </w:rPr>
-        <w:t xml:space="preserve">. Count: </w:t>
-      </w:r>
-      <w:r>
-        <w:rPr>
-          <w:rFonts w:ascii="Avenir Next" w:hAnsi="Avenir Next" w:cs="Avenir Next" w:eastAsia="Avenir Next"/>
-          <w:color w:val="1A1A1A"/>
-          <w:sz w:val="21"/>
-          <w:szCs w:val="21"/>
-          <w:u w:val="single"/>
-        </w:rPr>
-        <w:t xml:space="preserve">                </w:t>
-      </w:r>
-      <w:r>
-        <w:rPr>
-          <w:rFonts w:ascii="Avenir Next" w:hAnsi="Avenir Next" w:cs="Avenir Next" w:eastAsia="Avenir Next"/>
-          <w:color w:val="1A1A1A"/>
-          <w:sz w:val="21"/>
+          <w:sz w:val="22"/>
           <w:szCs w:val="21"/>
         </w:rPr>
         <w:t xml:space="preserve"> values.</w:t>
@@ -2828,28 +2847,47 @@
           <w:rFonts w:ascii="Avenir Next" w:hAnsi="Avenir Next" w:cs="Avenir Next" w:eastAsia="Avenir Next"/>
           <w:b/>
           <w:color w:val="003A70"/>
+          <w:sz w:val="22"/>
+          <w:szCs w:val="18"/>
+        </w:rPr>
+        <w:t xml:space="preserve">Step 1</w:t>
+      </w:r>
+      <w:r>
+        <w:rPr>
+          <w:rFonts w:ascii="Avenir Next" w:hAnsi="Avenir Next" w:cs="Avenir Next" w:eastAsia="Avenir Next"/>
+          <w:color w:val="1A1A1A"/>
           <w:sz w:val="18"/>
           <w:szCs w:val="18"/>
         </w:rPr>
-        <w:t xml:space="preserve">Step 1</w:t>
-      </w:r>
-      <w:r>
-        <w:rPr>
-          <w:rFonts w:ascii="Avenir Next" w:hAnsi="Avenir Next" w:cs="Avenir Next" w:eastAsia="Avenir Next"/>
-          <w:color w:val="1A1A1A"/>
-          <w:sz w:val="18"/>
-          <w:szCs w:val="18"/>
-        </w:rPr>
         <w:tab/>
       </w:r>
       <w:r>
         <w:rPr>
           <w:rFonts w:ascii="Avenir Next" w:hAnsi="Avenir Next" w:cs="Avenir Next" w:eastAsia="Avenir Next"/>
           <w:color w:val="1A1A1A"/>
+          <w:sz w:val="22"/>
+          <w:szCs w:val="21"/>
+        </w:rPr>
+        <w:t xml:space="preserve">Start at </w:t>
+      </w:r>
+      <w:r>
+        <w:rPr>
+          <w:rFonts w:ascii="Avenir Next" w:hAnsi="Avenir Next" w:cs="Avenir Next" w:eastAsia="Avenir Next"/>
+          <w:color w:val="1A1A1A"/>
           <w:sz w:val="21"/>
           <w:szCs w:val="21"/>
-        </w:rPr>
-        <w:t xml:space="preserve">Start at </w:t>
+          <w:u w:val="single"/>
+        </w:rPr>
+        <w:t xml:space="preserve">                </w:t>
+      </w:r>
+      <w:r>
+        <w:rPr>
+          <w:rFonts w:ascii="Avenir Next" w:hAnsi="Avenir Next" w:cs="Avenir Next" w:eastAsia="Avenir Next"/>
+          <w:color w:val="1A1A1A"/>
+          <w:sz w:val="22"/>
+          <w:szCs w:val="21"/>
+        </w:rPr>
+        <w:t xml:space="preserve">. Write it </w:t>
       </w:r>
       <w:r>
         <w:rPr>
@@ -2865,26 +2903,7 @@
         <w:rPr>
           <w:rFonts w:ascii="Avenir Next" w:hAnsi="Avenir Next" w:cs="Avenir Next" w:eastAsia="Avenir Next"/>
           <w:color w:val="1A1A1A"/>
-          <w:sz w:val="21"/>
-          <w:szCs w:val="21"/>
-        </w:rPr>
-        <w:t xml:space="preserve">. Write it </w:t>
-      </w:r>
-      <w:r>
-        <w:rPr>
-          <w:rFonts w:ascii="Avenir Next" w:hAnsi="Avenir Next" w:cs="Avenir Next" w:eastAsia="Avenir Next"/>
-          <w:color w:val="1A1A1A"/>
-          <w:sz w:val="21"/>
-          <w:szCs w:val="21"/>
-          <w:u w:val="single"/>
-        </w:rPr>
-        <w:t xml:space="preserve">                </w:t>
-      </w:r>
-      <w:r>
-        <w:rPr>
-          <w:rFonts w:ascii="Avenir Next" w:hAnsi="Avenir Next" w:cs="Avenir Next" w:eastAsia="Avenir Next"/>
-          <w:color w:val="1A1A1A"/>
-          <w:sz w:val="21"/>
+          <w:sz w:val="22"/>
           <w:szCs w:val="21"/>
         </w:rPr>
         <w:t xml:space="preserve"> times.</w:t>
@@ -2904,35 +2923,35 @@
           <w:rFonts w:ascii="Avenir Next" w:hAnsi="Avenir Next" w:cs="Avenir Next" w:eastAsia="Avenir Next"/>
           <w:b/>
           <w:color w:val="003A70"/>
+          <w:sz w:val="22"/>
+          <w:szCs w:val="18"/>
+        </w:rPr>
+        <w:t xml:space="preserve">Step 2</w:t>
+      </w:r>
+      <w:r>
+        <w:rPr>
+          <w:rFonts w:ascii="Avenir Next" w:hAnsi="Avenir Next" w:cs="Avenir Next" w:eastAsia="Avenir Next"/>
+          <w:color w:val="1A1A1A"/>
           <w:sz w:val="18"/>
           <w:szCs w:val="18"/>
         </w:rPr>
-        <w:t xml:space="preserve">Step 2</w:t>
-      </w:r>
-      <w:r>
-        <w:rPr>
-          <w:rFonts w:ascii="Avenir Next" w:hAnsi="Avenir Next" w:cs="Avenir Next" w:eastAsia="Avenir Next"/>
-          <w:color w:val="1A1A1A"/>
-          <w:sz w:val="18"/>
-          <w:szCs w:val="18"/>
-        </w:rPr>
         <w:tab/>
       </w:r>
       <w:r>
         <w:rPr>
           <w:rFonts w:ascii="Avenir Next" w:hAnsi="Avenir Next" w:cs="Avenir Next" w:eastAsia="Avenir Next"/>
           <w:color w:val="1A1A1A"/>
+          <w:sz w:val="22"/>
+          <w:szCs w:val="21"/>
+        </w:rPr>
+        <w:t xml:space="preserve">Write 4 </w:t>
+      </w:r>
+      <w:r>
+        <w:rPr>
+          <w:rFonts w:ascii="Avenir Next" w:hAnsi="Avenir Next" w:cs="Avenir Next" w:eastAsia="Avenir Next"/>
+          <w:color w:val="1A1A1A"/>
           <w:sz w:val="21"/>
           <w:szCs w:val="21"/>
-        </w:rPr>
-        <w:t xml:space="preserve">Write 4 </w:t>
-      </w:r>
-      <w:r>
-        <w:rPr>
-          <w:rFonts w:ascii="Avenir Next" w:hAnsi="Avenir Next" w:cs="Avenir Next" w:eastAsia="Avenir Next"/>
-          <w:color w:val="1A1A1A"/>
-          <w:sz w:val="21"/>
-          <w:szCs w:val="21"/>
           <w:u w:val="single"/>
         </w:rPr>
         <w:t xml:space="preserve">                </w:t>
@@ -2941,7 +2960,7 @@
         <w:rPr>
           <w:rFonts w:ascii="Avenir Next" w:hAnsi="Avenir Next" w:cs="Avenir Next" w:eastAsia="Avenir Next"/>
           <w:color w:val="1A1A1A"/>
-          <w:sz w:val="21"/>
+          <w:sz w:val="22"/>
           <w:szCs w:val="21"/>
         </w:rPr>
         <w:t xml:space="preserve"> times.</w:t>
@@ -2961,28 +2980,47 @@
           <w:rFonts w:ascii="Avenir Next" w:hAnsi="Avenir Next" w:cs="Avenir Next" w:eastAsia="Avenir Next"/>
           <w:b/>
           <w:color w:val="003A70"/>
+          <w:sz w:val="22"/>
+          <w:szCs w:val="18"/>
+        </w:rPr>
+        <w:t xml:space="preserve">Step 3</w:t>
+      </w:r>
+      <w:r>
+        <w:rPr>
+          <w:rFonts w:ascii="Avenir Next" w:hAnsi="Avenir Next" w:cs="Avenir Next" w:eastAsia="Avenir Next"/>
+          <w:color w:val="1A1A1A"/>
           <w:sz w:val="18"/>
           <w:szCs w:val="18"/>
         </w:rPr>
-        <w:t xml:space="preserve">Step 3</w:t>
-      </w:r>
-      <w:r>
-        <w:rPr>
-          <w:rFonts w:ascii="Avenir Next" w:hAnsi="Avenir Next" w:cs="Avenir Next" w:eastAsia="Avenir Next"/>
-          <w:color w:val="1A1A1A"/>
-          <w:sz w:val="18"/>
-          <w:szCs w:val="18"/>
-        </w:rPr>
         <w:tab/>
       </w:r>
       <w:r>
         <w:rPr>
           <w:rFonts w:ascii="Avenir Next" w:hAnsi="Avenir Next" w:cs="Avenir Next" w:eastAsia="Avenir Next"/>
           <w:color w:val="1A1A1A"/>
+          <w:sz w:val="22"/>
+          <w:szCs w:val="21"/>
+        </w:rPr>
+        <w:t xml:space="preserve">List: </w:t>
+      </w:r>
+      <w:r>
+        <w:rPr>
+          <w:rFonts w:ascii="Avenir Next" w:hAnsi="Avenir Next" w:cs="Avenir Next" w:eastAsia="Avenir Next"/>
+          <w:color w:val="1A1A1A"/>
           <w:sz w:val="21"/>
           <w:szCs w:val="21"/>
-        </w:rPr>
-        <w:t xml:space="preserve">List: </w:t>
+          <w:u w:val="single"/>
+        </w:rPr>
+        <w:t xml:space="preserve">                </w:t>
+      </w:r>
+      <w:r>
+        <w:rPr>
+          <w:rFonts w:ascii="Avenir Next" w:hAnsi="Avenir Next" w:cs="Avenir Next" w:eastAsia="Avenir Next"/>
+          <w:color w:val="1A1A1A"/>
+          <w:sz w:val="22"/>
+          <w:szCs w:val="21"/>
+        </w:rPr>
+        <w:t xml:space="preserve">. Count: </w:t>
       </w:r>
       <w:r>
         <w:rPr>
@@ -2998,26 +3036,7 @@
         <w:rPr>
           <w:rFonts w:ascii="Avenir Next" w:hAnsi="Avenir Next" w:cs="Avenir Next" w:eastAsia="Avenir Next"/>
           <w:color w:val="1A1A1A"/>
-          <w:sz w:val="21"/>
-          <w:szCs w:val="21"/>
-        </w:rPr>
-        <w:t xml:space="preserve">. Count: </w:t>
-      </w:r>
-      <w:r>
-        <w:rPr>
-          <w:rFonts w:ascii="Avenir Next" w:hAnsi="Avenir Next" w:cs="Avenir Next" w:eastAsia="Avenir Next"/>
-          <w:color w:val="1A1A1A"/>
-          <w:sz w:val="21"/>
-          <w:szCs w:val="21"/>
-          <w:u w:val="single"/>
-        </w:rPr>
-        <w:t xml:space="preserve">                </w:t>
-      </w:r>
-      <w:r>
-        <w:rPr>
-          <w:rFonts w:ascii="Avenir Next" w:hAnsi="Avenir Next" w:cs="Avenir Next" w:eastAsia="Avenir Next"/>
-          <w:color w:val="1A1A1A"/>
-          <w:sz w:val="21"/>
+          <w:sz w:val="22"/>
           <w:szCs w:val="21"/>
         </w:rPr>
         <w:t xml:space="preserve"> values.</w:t>
@@ -3030,6 +3049,7 @@
     </w:p>
     <w:p>
       <w:pPr>
+        <w:pStyle w:val="Heading2"/>
         <w:keepNext/>
         <w:pBdr>
           <w:bottom w:val="single" w:sz="8" w:space="3" w:color="003A70"/>
@@ -3045,7 +3065,7 @@
           <w:b/>
           <w:color w:val="003A70"/>
           <w:spacing w:val="14"/>
-          <w:sz w:val="19"/>
+          <w:sz w:val="22"/>
           <w:szCs w:val="19"/>
         </w:rPr>
         <w:t xml:space="preserve">YOUR TURN</w:t>
@@ -3064,7 +3084,7 @@
           <w:rFonts w:ascii="Avenir Next" w:hAnsi="Avenir Next" w:cs="Avenir Next" w:eastAsia="Avenir Next"/>
           <w:i/>
           <w:color w:val="5A5F66"/>
-          <w:sz w:val="17"/>
+          <w:sz w:val="22"/>
           <w:szCs w:val="17"/>
         </w:rPr>
         <w:t xml:space="preserve">use the steps on your own</w:t>
@@ -3448,6 +3468,7 @@
     </w:p>
     <w:p>
       <w:pPr>
+        <w:pStyle w:val="Heading2"/>
         <w:keepNext/>
         <w:pBdr>
           <w:bottom w:val="single" w:sz="8" w:space="3" w:color="003A70"/>
@@ -3463,7 +3484,7 @@
           <w:b/>
           <w:color w:val="003A70"/>
           <w:spacing w:val="14"/>
-          <w:sz w:val="19"/>
+          <w:sz w:val="22"/>
           <w:szCs w:val="19"/>
         </w:rPr>
         <w:t xml:space="preserve">READY CHECK</w:t>
@@ -3482,7 +3503,7 @@
           <w:rFonts w:ascii="Avenir Next" w:hAnsi="Avenir Next" w:cs="Avenir Next" w:eastAsia="Avenir Next"/>
           <w:i/>
           <w:color w:val="5A5F66"/>
-          <w:sz w:val="17"/>
+          <w:sz w:val="22"/>
           <w:szCs w:val="17"/>
         </w:rPr>
         <w:t xml:space="preserve">a problem like the one in today’s lesson</w:t>
@@ -3614,25 +3635,25 @@
                       <w:rFonts w:ascii="Avenir Next" w:hAnsi="Avenir Next" w:cs="Avenir Next" w:eastAsia="Avenir Next"/>
                       <w:b/>
                       <w:color w:val="003A70"/>
+                      <w:sz w:val="22"/>
+                      <w:szCs w:val="21"/>
+                    </w:rPr>
+                    <w:t xml:space="preserve">A</w:t>
+                  </w:r>
+                  <w:r>
+                    <w:rPr>
+                      <w:rFonts w:ascii="Avenir Next" w:hAnsi="Avenir Next" w:cs="Avenir Next" w:eastAsia="Avenir Next"/>
+                      <w:color w:val="1A1A1A"/>
                       <w:sz w:val="21"/>
                       <w:szCs w:val="21"/>
                     </w:rPr>
-                    <w:t xml:space="preserve">A</w:t>
-                  </w:r>
-                  <w:r>
-                    <w:rPr>
-                      <w:rFonts w:ascii="Avenir Next" w:hAnsi="Avenir Next" w:cs="Avenir Next" w:eastAsia="Avenir Next"/>
-                      <w:color w:val="1A1A1A"/>
-                      <w:sz w:val="21"/>
-                      <w:szCs w:val="21"/>
-                    </w:rPr>
                     <w:tab/>
                   </w:r>
                   <w:r>
                     <w:rPr>
                       <w:rFonts w:ascii="Avenir Next" w:hAnsi="Avenir Next" w:cs="Avenir Next" w:eastAsia="Avenir Next"/>
                       <w:color w:val="1A1A1A"/>
-                      <w:sz w:val="21"/>
+                      <w:sz w:val="22"/>
                       <w:szCs w:val="21"/>
                     </w:rPr>
                     <w:t xml:space="preserve">2</w:t>
@@ -3657,25 +3678,25 @@
                       <w:rFonts w:ascii="Avenir Next" w:hAnsi="Avenir Next" w:cs="Avenir Next" w:eastAsia="Avenir Next"/>
                       <w:b/>
                       <w:color w:val="003A70"/>
+                      <w:sz w:val="22"/>
+                      <w:szCs w:val="21"/>
+                    </w:rPr>
+                    <w:t xml:space="preserve">B</w:t>
+                  </w:r>
+                  <w:r>
+                    <w:rPr>
+                      <w:rFonts w:ascii="Avenir Next" w:hAnsi="Avenir Next" w:cs="Avenir Next" w:eastAsia="Avenir Next"/>
+                      <w:color w:val="1A1A1A"/>
                       <w:sz w:val="21"/>
                       <w:szCs w:val="21"/>
                     </w:rPr>
-                    <w:t xml:space="preserve">B</w:t>
-                  </w:r>
-                  <w:r>
-                    <w:rPr>
-                      <w:rFonts w:ascii="Avenir Next" w:hAnsi="Avenir Next" w:cs="Avenir Next" w:eastAsia="Avenir Next"/>
-                      <w:color w:val="1A1A1A"/>
-                      <w:sz w:val="21"/>
-                      <w:szCs w:val="21"/>
-                    </w:rPr>
                     <w:tab/>
                   </w:r>
                   <w:r>
                     <w:rPr>
                       <w:rFonts w:ascii="Avenir Next" w:hAnsi="Avenir Next" w:cs="Avenir Next" w:eastAsia="Avenir Next"/>
                       <w:color w:val="1A1A1A"/>
-                      <w:sz w:val="21"/>
+                      <w:sz w:val="22"/>
                       <w:szCs w:val="21"/>
                     </w:rPr>
                     <w:t xml:space="preserve">3</w:t>
@@ -3700,25 +3721,25 @@
                       <w:rFonts w:ascii="Avenir Next" w:hAnsi="Avenir Next" w:cs="Avenir Next" w:eastAsia="Avenir Next"/>
                       <w:b/>
                       <w:color w:val="003A70"/>
+                      <w:sz w:val="22"/>
+                      <w:szCs w:val="21"/>
+                    </w:rPr>
+                    <w:t xml:space="preserve">C</w:t>
+                  </w:r>
+                  <w:r>
+                    <w:rPr>
+                      <w:rFonts w:ascii="Avenir Next" w:hAnsi="Avenir Next" w:cs="Avenir Next" w:eastAsia="Avenir Next"/>
+                      <w:color w:val="1A1A1A"/>
                       <w:sz w:val="21"/>
                       <w:szCs w:val="21"/>
                     </w:rPr>
-                    <w:t xml:space="preserve">C</w:t>
-                  </w:r>
-                  <w:r>
-                    <w:rPr>
-                      <w:rFonts w:ascii="Avenir Next" w:hAnsi="Avenir Next" w:cs="Avenir Next" w:eastAsia="Avenir Next"/>
-                      <w:color w:val="1A1A1A"/>
-                      <w:sz w:val="21"/>
-                      <w:szCs w:val="21"/>
-                    </w:rPr>
                     <w:tab/>
                   </w:r>
                   <w:r>
                     <w:rPr>
                       <w:rFonts w:ascii="Avenir Next" w:hAnsi="Avenir Next" w:cs="Avenir Next" w:eastAsia="Avenir Next"/>
                       <w:color w:val="1A1A1A"/>
-                      <w:sz w:val="21"/>
+                      <w:sz w:val="22"/>
                       <w:szCs w:val="21"/>
                     </w:rPr>
                     <w:t xml:space="preserve">4</w:t>
@@ -3743,25 +3764,25 @@
                       <w:rFonts w:ascii="Avenir Next" w:hAnsi="Avenir Next" w:cs="Avenir Next" w:eastAsia="Avenir Next"/>
                       <w:b/>
                       <w:color w:val="003A70"/>
+                      <w:sz w:val="22"/>
+                      <w:szCs w:val="21"/>
+                    </w:rPr>
+                    <w:t xml:space="preserve">D</w:t>
+                  </w:r>
+                  <w:r>
+                    <w:rPr>
+                      <w:rFonts w:ascii="Avenir Next" w:hAnsi="Avenir Next" w:cs="Avenir Next" w:eastAsia="Avenir Next"/>
+                      <w:color w:val="1A1A1A"/>
                       <w:sz w:val="21"/>
                       <w:szCs w:val="21"/>
                     </w:rPr>
-                    <w:t xml:space="preserve">D</w:t>
-                  </w:r>
-                  <w:r>
-                    <w:rPr>
-                      <w:rFonts w:ascii="Avenir Next" w:hAnsi="Avenir Next" w:cs="Avenir Next" w:eastAsia="Avenir Next"/>
-                      <w:color w:val="1A1A1A"/>
-                      <w:sz w:val="21"/>
-                      <w:szCs w:val="21"/>
-                    </w:rPr>
                     <w:tab/>
                   </w:r>
                   <w:r>
                     <w:rPr>
                       <w:rFonts w:ascii="Avenir Next" w:hAnsi="Avenir Next" w:cs="Avenir Next" w:eastAsia="Avenir Next"/>
                       <w:color w:val="1A1A1A"/>
-                      <w:sz w:val="21"/>
+                      <w:sz w:val="22"/>
                       <w:szCs w:val="21"/>
                     </w:rPr>
                     <w:t xml:space="preserve">7</w:t>
@@ -3810,19 +3831,42 @@
         <w:tblLook w:val="0000" w:firstRow="0" w:lastRow="0" w:firstColumn="0" w:lastColumn="0" w:noHBand="1" w:noVBand="1"/>
       </w:tblPr>
       <w:tblGrid>
-        <w:gridCol w:w="2000"/>
-        <w:gridCol w:w="2300"/>
-        <w:gridCol w:w="2100"/>
-        <w:gridCol w:w="3104"/>
+        <w:gridCol w:w="1750"/>
+        <w:gridCol w:w="2500"/>
+        <w:gridCol w:w="2200"/>
+        <w:gridCol w:w="3054"/>
       </w:tblGrid>
       <w:tr>
         <w:trPr>
           <w:cantSplit/>
-          <w:trHeight w:val="320" w:hRule="atLeast"/>
+          <w:trHeight w:val="300" w:hRule="atLeast"/>
         </w:trPr>
         <w:tc>
           <w:tcPr>
-            <w:tcW w:w="2000" w:type="dxa"/>
+            <w:tcW w:w="1750" w:type="dxa"/>
+            <w:vAlign w:val="center"/>
+          </w:tcPr>
+          <w:p>
+            <w:pPr>
+              <w:pStyle w:val="Heading2"/>
+              <w:spacing w:before="0" w:after="0" w:line="240" w:lineRule="auto"/>
+            </w:pPr>
+            <w:r>
+              <w:rPr>
+                <w:rFonts w:ascii="Avenir Next" w:hAnsi="Avenir Next" w:cs="Avenir Next" w:eastAsia="Avenir Next"/>
+                <w:b/>
+                <w:color w:val="003A70"/>
+                <w:spacing w:val="12"/>
+                <w:sz w:val="15"/>
+                <w:szCs w:val="15"/>
+              </w:rPr>
+              <w:t xml:space="preserve">CHECK YOURSELF</w:t>
+            </w:r>
+          </w:p>
+        </w:tc>
+        <w:tc>
+          <w:tcPr>
+            <w:tcW w:w="2500" w:type="dxa"/>
             <w:vAlign w:val="center"/>
           </w:tcPr>
           <w:p>
@@ -3831,20 +3875,27 @@
             </w:pPr>
             <w:r>
               <w:rPr>
-                <w:rFonts w:ascii="Avenir Next" w:hAnsi="Avenir Next" w:cs="Avenir Next" w:eastAsia="Avenir Next"/>
-                <w:b/>
-                <w:color w:val="003A70"/>
-                <w:spacing w:val="12"/>
-                <w:sz w:val="15"/>
-                <w:szCs w:val="15"/>
-              </w:rPr>
-              <w:t xml:space="preserve">CHECK YOURSELF</w:t>
+                <w:rFonts w:ascii="Arial" w:hAnsi="Arial" w:cs="Arial" w:eastAsia="Arial"/>
+                <w:color w:val="1A1A1A"/>
+                <w:sz w:val="20"/>
+                <w:szCs w:val="20"/>
+              </w:rPr>
+              <w:t xml:space="preserve">□</w:t>
+            </w:r>
+            <w:r>
+              <w:rPr>
+                <w:rFonts w:ascii="Avenir Next" w:hAnsi="Avenir Next" w:cs="Avenir Next" w:eastAsia="Avenir Next"/>
+                <w:color w:val="1A1A1A"/>
+                <w:sz w:val="17"/>
+                <w:szCs w:val="17"/>
+              </w:rPr>
+              <w:t xml:space="preserve">  I can do this on my own</w:t>
             </w:r>
           </w:p>
         </w:tc>
         <w:tc>
           <w:tcPr>
-            <w:tcW w:w="2300" w:type="dxa"/>
+            <w:tcW w:w="2200" w:type="dxa"/>
             <w:vAlign w:val="center"/>
           </w:tcPr>
           <w:p>
@@ -3855,8 +3906,8 @@
               <w:rPr>
                 <w:rFonts w:ascii="Arial" w:hAnsi="Arial" w:cs="Arial" w:eastAsia="Arial"/>
                 <w:color w:val="1A1A1A"/>
-                <w:sz w:val="24"/>
-                <w:szCs w:val="24"/>
+                <w:sz w:val="20"/>
+                <w:szCs w:val="20"/>
               </w:rPr>
               <w:t xml:space="preserve">□</w:t>
             </w:r>
@@ -3867,13 +3918,13 @@
                 <w:sz w:val="17"/>
                 <w:szCs w:val="17"/>
               </w:rPr>
-              <w:t xml:space="preserve">  I can do this on my own</w:t>
+              <w:t xml:space="preserve">  I need a little help</w:t>
             </w:r>
           </w:p>
         </w:tc>
         <w:tc>
           <w:tcPr>
-            <w:tcW w:w="2100" w:type="dxa"/>
+            <w:tcW w:w="3054" w:type="dxa"/>
             <w:vAlign w:val="center"/>
           </w:tcPr>
           <w:p>
@@ -3884,37 +3935,8 @@
               <w:rPr>
                 <w:rFonts w:ascii="Arial" w:hAnsi="Arial" w:cs="Arial" w:eastAsia="Arial"/>
                 <w:color w:val="1A1A1A"/>
-                <w:sz w:val="24"/>
-                <w:szCs w:val="24"/>
-              </w:rPr>
-              <w:t xml:space="preserve">□</w:t>
-            </w:r>
-            <w:r>
-              <w:rPr>
-                <w:rFonts w:ascii="Avenir Next" w:hAnsi="Avenir Next" w:cs="Avenir Next" w:eastAsia="Avenir Next"/>
-                <w:color w:val="1A1A1A"/>
-                <w:sz w:val="17"/>
-                <w:szCs w:val="17"/>
-              </w:rPr>
-              <w:t xml:space="preserve">  I need a little help</w:t>
-            </w:r>
-          </w:p>
-        </w:tc>
-        <w:tc>
-          <w:tcPr>
-            <w:tcW w:w="3104" w:type="dxa"/>
-            <w:vAlign w:val="center"/>
-          </w:tcPr>
-          <w:p>
-            <w:pPr>
-              <w:spacing w:before="0" w:after="0" w:line="240" w:lineRule="auto"/>
-            </w:pPr>
-            <w:r>
-              <w:rPr>
-                <w:rFonts w:ascii="Arial" w:hAnsi="Arial" w:cs="Arial" w:eastAsia="Arial"/>
-                <w:color w:val="1A1A1A"/>
-                <w:sz w:val="24"/>
-                <w:szCs w:val="24"/>
+                <w:sz w:val="20"/>
+                <w:szCs w:val="20"/>
               </w:rPr>
               <w:t xml:space="preserve">□</w:t>
             </w:r>
@@ -3949,7 +3971,7 @@
     <w:sectPr>
       <w:footerReference w:type="default" r:id="rIdFooter1"/>
       <w:pgSz w:w="12240" w:h="15840"/>
-      <w:pgMar w:top="893" w:right="1224" w:bottom="835" w:left="1512" w:header="432" w:footer="432" w:gutter="0"/>
+      <w:pgMar w:top="780" w:right="1224" w:bottom="760" w:left="1512" w:header="432" w:footer="432" w:gutter="0"/>
       <w:cols w:space="720"/>
     </w:sectPr>
   </w:body>
@@ -4029,7 +4051,106 @@
               <w:sz w:val="15"/>
               <w:szCs w:val="15"/>
             </w:rPr>
-            <w:t xml:space="preserve">Lesson 2-3  ·  Session 1  ·  Prerequisite Practice B</w:t>
+            <w:t xml:space="preserve">2-3 · Page </w:t>
+          </w:r>
+          <w:r>
+            <w:rPr>
+              <w:rFonts w:ascii="Avenir Next" w:hAnsi="Avenir Next" w:cs="Avenir Next" w:eastAsia="Avenir Next"/>
+              <w:color w:val="5A5F66"/>
+              <w:sz w:val="15"/>
+              <w:szCs w:val="15"/>
+            </w:rPr>
+            <w:fldChar w:fldCharType="begin"/>
+          </w:r>
+          <w:r>
+            <w:rPr>
+              <w:rFonts w:ascii="Avenir Next" w:hAnsi="Avenir Next" w:cs="Avenir Next" w:eastAsia="Avenir Next"/>
+              <w:color w:val="5A5F66"/>
+              <w:sz w:val="15"/>
+              <w:szCs w:val="15"/>
+            </w:rPr>
+            <w:instrText xml:space="preserve"> PAGE </w:instrText>
+          </w:r>
+          <w:r>
+            <w:rPr>
+              <w:rFonts w:ascii="Avenir Next" w:hAnsi="Avenir Next" w:cs="Avenir Next" w:eastAsia="Avenir Next"/>
+              <w:color w:val="5A5F66"/>
+              <w:sz w:val="15"/>
+              <w:szCs w:val="15"/>
+            </w:rPr>
+            <w:fldChar w:fldCharType="separate"/>
+          </w:r>
+          <w:r>
+            <w:rPr>
+              <w:rFonts w:ascii="Avenir Next" w:hAnsi="Avenir Next" w:cs="Avenir Next" w:eastAsia="Avenir Next"/>
+              <w:color w:val="5A5F66"/>
+              <w:sz w:val="15"/>
+              <w:szCs w:val="15"/>
+            </w:rPr>
+            <w:t xml:space="preserve">1</w:t>
+          </w:r>
+          <w:r>
+            <w:rPr>
+              <w:rFonts w:ascii="Avenir Next" w:hAnsi="Avenir Next" w:cs="Avenir Next" w:eastAsia="Avenir Next"/>
+              <w:color w:val="5A5F66"/>
+              <w:sz w:val="15"/>
+              <w:szCs w:val="15"/>
+            </w:rPr>
+            <w:fldChar w:fldCharType="end"/>
+          </w:r>
+          <w:r>
+            <w:rPr>
+              <w:rFonts w:ascii="Avenir Next" w:hAnsi="Avenir Next" w:cs="Avenir Next" w:eastAsia="Avenir Next"/>
+              <w:color w:val="5A5F66"/>
+              <w:sz w:val="15"/>
+              <w:szCs w:val="15"/>
+            </w:rPr>
+            <w:t xml:space="preserve"> of </w:t>
+          </w:r>
+          <w:r>
+            <w:rPr>
+              <w:rFonts w:ascii="Avenir Next" w:hAnsi="Avenir Next" w:cs="Avenir Next" w:eastAsia="Avenir Next"/>
+              <w:color w:val="5A5F66"/>
+              <w:sz w:val="15"/>
+              <w:szCs w:val="15"/>
+            </w:rPr>
+            <w:fldChar w:fldCharType="begin"/>
+          </w:r>
+          <w:r>
+            <w:rPr>
+              <w:rFonts w:ascii="Avenir Next" w:hAnsi="Avenir Next" w:cs="Avenir Next" w:eastAsia="Avenir Next"/>
+              <w:color w:val="5A5F66"/>
+              <w:sz w:val="15"/>
+              <w:szCs w:val="15"/>
+            </w:rPr>
+            <w:instrText xml:space="preserve"> NUMPAGES </w:instrText>
+          </w:r>
+          <w:r>
+            <w:rPr>
+              <w:rFonts w:ascii="Avenir Next" w:hAnsi="Avenir Next" w:cs="Avenir Next" w:eastAsia="Avenir Next"/>
+              <w:color w:val="5A5F66"/>
+              <w:sz w:val="15"/>
+              <w:szCs w:val="15"/>
+            </w:rPr>
+            <w:fldChar w:fldCharType="separate"/>
+          </w:r>
+          <w:r>
+            <w:rPr>
+              <w:rFonts w:ascii="Avenir Next" w:hAnsi="Avenir Next" w:cs="Avenir Next" w:eastAsia="Avenir Next"/>
+              <w:color w:val="5A5F66"/>
+              <w:sz w:val="15"/>
+              <w:szCs w:val="15"/>
+            </w:rPr>
+            <w:t xml:space="preserve">1</w:t>
+          </w:r>
+          <w:r>
+            <w:rPr>
+              <w:rFonts w:ascii="Avenir Next" w:hAnsi="Avenir Next" w:cs="Avenir Next" w:eastAsia="Avenir Next"/>
+              <w:color w:val="5A5F66"/>
+              <w:sz w:val="15"/>
+              <w:szCs w:val="15"/>
+            </w:rPr>
+            <w:fldChar w:fldCharType="end"/>
           </w:r>
         </w:p>
       </w:tc>
@@ -4072,5 +4193,23 @@
       </w:tblCellMar>
     </w:tblPr>
   </w:style>
+  <w:style w:type="paragraph" w:styleId="Heading1">
+    <w:name w:val="heading 1"/>
+    <w:basedOn w:val="Normal"/>
+    <w:pPr>
+      <w:outlineLvl w:val="0"/>
+      <w:keepNext w:val="0"/>
+      <w:keepLines w:val="0"/>
+    </w:pPr>
+  </w:style>
+  <w:style w:type="paragraph" w:styleId="Heading2">
+    <w:name w:val="heading 2"/>
+    <w:basedOn w:val="Normal"/>
+    <w:pPr>
+      <w:outlineLvl w:val="1"/>
+      <w:keepNext w:val="0"/>
+      <w:keepLines w:val="0"/>
+    </w:pPr>
+  </w:style>
 </w:styles>
 </file>